--- a/src/Apps/W1/EDocument/App/.resources/Template/StandardSalesInvoicewithQRBody.docx
+++ b/src/Apps/W1/EDocument/App/.resources/Template/StandardSalesInvoicewithQRBody.docx
@@ -1,6 +1,6 @@
 
 <file path=word/document.xml><?xml version="1.0" encoding="utf-8"?>
-<w:document xmlns:a="http://schemas.openxmlformats.org/drawingml/2006/main" xmlns:pic="http://schemas.openxmlformats.org/drawingml/2006/picture" xmlns:a14="http://schemas.microsoft.com/office/drawing/2010/main" xmlns:wpc="http://schemas.microsoft.com/office/word/2010/wordprocessingCanvas" xmlns:cx="http://schemas.microsoft.com/office/drawing/2014/chartex" xmlns:cx1="http://schemas.microsoft.com/office/drawing/2015/9/8/chartex" xmlns:cx2="http://schemas.microsoft.com/office/drawing/2015/10/21/chartex" xmlns:cx3="http://schemas.microsoft.com/office/drawing/2016/5/9/chartex" xmlns:cx4="http://schemas.microsoft.com/office/drawing/2016/5/10/chartex" xmlns:cx5="http://schemas.microsoft.com/office/drawing/2016/5/11/chartex" xmlns:cx6="http://schemas.microsoft.com/office/drawing/2016/5/12/chartex" xmlns:cx7="http://schemas.microsoft.com/office/drawing/2016/5/13/chartex" xmlns:cx8="http://schemas.microsoft.com/office/drawing/2016/5/14/chartex" xmlns:mc="http://schemas.openxmlformats.org/markup-compatibility/2006" xmlns:aink="http://schemas.microsoft.com/office/drawing/2016/ink" xmlns:am3d="http://schemas.microsoft.com/office/drawing/2017/model3d" xmlns:o="urn:schemas-microsoft-com:office:office" xmlns:oel="http://schemas.microsoft.com/office/2019/extlst" xmlns:r="http://schemas.openxmlformats.org/officeDocument/2006/relationships" xmlns:m="http://schemas.openxmlformats.org/officeDocument/2006/math" xmlns:v="urn:schemas-microsoft-com:vml" xmlns:wp14="http://schemas.microsoft.com/office/word/2010/wordprocessingDrawing" xmlns:wp="http://schemas.openxmlformats.org/drawingml/2006/wordprocessingDrawing" xmlns:w10="urn:schemas-microsoft-com:office:word" xmlns:w="http://schemas.openxmlformats.org/wordprocessingml/2006/main" xmlns:w14="http://schemas.microsoft.com/office/word/2010/wordml" xmlns:w15="http://schemas.microsoft.com/office/word/2012/wordml" xmlns:w16cei="http://schemas.microsoft.com/office/word/2026/wordml/cei" xmlns:w16cex="http://schemas.microsoft.com/office/word/2018/wordml/cex" xmlns:w16cid="http://schemas.microsoft.com/office/word/2016/wordml/cid" xmlns:w16="http://schemas.microsoft.com/office/word/2018/wordml" xmlns:w16du="http://schemas.microsoft.com/office/word/2023/wordml/word16du" xmlns:w16sdtdh="http://schemas.microsoft.com/office/word/2020/wordml/sdtdatahash" xmlns:w16sdtfl="http://schemas.microsoft.com/office/word/2024/wordml/sdtformatlock" xmlns:w16se="http://schemas.microsoft.com/office/word/2015/wordml/symex" xmlns:wpg="http://schemas.microsoft.com/office/word/2010/wordprocessingGroup" xmlns:wpi="http://schemas.microsoft.com/office/word/2010/wordprocessingInk" xmlns:wne="http://schemas.microsoft.com/office/word/2006/wordml" xmlns:wps="http://schemas.microsoft.com/office/word/2010/wordprocessingShape" mc:Ignorable="w14 w15 w16se w16cid w16 w16cex w16sdtdh w16sdtfl w16du wp14">
+<w:document xmlns:wpc="http://schemas.microsoft.com/office/word/2010/wordprocessingCanvas" xmlns:cx="http://schemas.microsoft.com/office/drawing/2014/chartex" xmlns:cx1="http://schemas.microsoft.com/office/drawing/2015/9/8/chartex" xmlns:cx2="http://schemas.microsoft.com/office/drawing/2015/10/21/chartex" xmlns:cx3="http://schemas.microsoft.com/office/drawing/2016/5/9/chartex" xmlns:cx4="http://schemas.microsoft.com/office/drawing/2016/5/10/chartex" xmlns:cx5="http://schemas.microsoft.com/office/drawing/2016/5/11/chartex" xmlns:cx6="http://schemas.microsoft.com/office/drawing/2016/5/12/chartex" xmlns:cx7="http://schemas.microsoft.com/office/drawing/2016/5/13/chartex" xmlns:cx8="http://schemas.microsoft.com/office/drawing/2016/5/14/chartex" xmlns:mc="http://schemas.openxmlformats.org/markup-compatibility/2006" xmlns:aink="http://schemas.microsoft.com/office/drawing/2016/ink" xmlns:am3d="http://schemas.microsoft.com/office/drawing/2017/model3d" xmlns:o="urn:schemas-microsoft-com:office:office" xmlns:oel="http://schemas.microsoft.com/office/2019/extlst" xmlns:r="http://schemas.openxmlformats.org/officeDocument/2006/relationships" xmlns:m="http://schemas.openxmlformats.org/officeDocument/2006/math" xmlns:v="urn:schemas-microsoft-com:vml" xmlns:wp14="http://schemas.microsoft.com/office/word/2010/wordprocessingDrawing" xmlns:wp="http://schemas.openxmlformats.org/drawingml/2006/wordprocessingDrawing" xmlns:w10="urn:schemas-microsoft-com:office:word" xmlns:w="http://schemas.openxmlformats.org/wordprocessingml/2006/main" xmlns:w14="http://schemas.microsoft.com/office/word/2010/wordml" xmlns:w15="http://schemas.microsoft.com/office/word/2012/wordml" xmlns:w16cei="http://schemas.microsoft.com/office/word/2026/wordml/cei" xmlns:w16cex="http://schemas.microsoft.com/office/word/2018/wordml/cex" xmlns:w16cid="http://schemas.microsoft.com/office/word/2016/wordml/cid" xmlns:w16="http://schemas.microsoft.com/office/word/2018/wordml" xmlns:w16du="http://schemas.microsoft.com/office/word/2023/wordml/word16du" xmlns:w16sdtdh="http://schemas.microsoft.com/office/word/2020/wordml/sdtdatahash" xmlns:w16sdtfl="http://schemas.microsoft.com/office/word/2024/wordml/sdtformatlock" xmlns:w16se="http://schemas.microsoft.com/office/word/2015/wordml/symex" xmlns:wpg="http://schemas.microsoft.com/office/word/2010/wordprocessingGroup" xmlns:wpi="http://schemas.microsoft.com/office/word/2010/wordprocessingInk" xmlns:wne="http://schemas.microsoft.com/office/word/2006/wordml" xmlns:wps="http://schemas.microsoft.com/office/word/2010/wordprocessingShape" mc:Ignorable="w14 w15 w16se w16cid w16 w16cex w16sdtdh w16sdtfl w16du wp14">
   <w:body>
     <w:tbl>
       <w:tblPr>
@@ -11,9 +11,9 @@
         <w:tblDescription w:val="Layout table. Used for positioning, not for tabular data."/>
       </w:tblPr>
       <w:tblGrid>
-        <w:gridCol w:w="3777"/>
-        <w:gridCol w:w="5729"/>
-        <w:gridCol w:w="6180"/>
+        <w:gridCol w:w="2527"/>
+        <w:gridCol w:w="3832"/>
+        <w:gridCol w:w="4135"/>
       </w:tblGrid>
       <w:tr>
         <w:trPr>
@@ -29,7 +29,7 @@
             <w:alias w:val="CustomerAddress1"/>
             <w:tag w:val="#BC:InsertDataItem,DataItems/Header/CustomerAddress1"/>
             <w:id w:val="-1957244649"/>
-            <w:dataBinding w:prefixMappings="xmlns:ns0='urn:microsoft-dynamics-nav/reports/Standard_Sales_Invoice/1306/'" w:xpath="/ns0:NavWordReportXmlPart[1]/ns0:Header[1]/ns0:CustomerAddress1[1]" w:storeItemID="{00000000-0000-0000-0000-000000000000}"/>
+            <w:dataBinding w:prefixMappings="xmlns:ns0='urn:microsoft-dynamics-nav/reports/Standard_Sales_Invoice/1306/'" w:xpath="/ns0:NavWordReportXmlPart[1]/ns0:Header[1]/ns0:CustomerAddress1[1]" w:storeItemID="{E45459F7-950D-4CE4-887D-D90D8DAC72D1}"/>
             <w15:color w:val="808080"/>
             <w:text/>
           </w:sdtPr>
@@ -85,7 +85,7 @@
             <w:alias w:val="CompanyAddress1"/>
             <w:tag w:val="#BC:InsertDataItem,DataItems/Header/CompanyAddress1"/>
             <w:id w:val="-824585528"/>
-            <w:dataBinding w:prefixMappings="xmlns:ns0='urn:microsoft-dynamics-nav/reports/Standard_Sales_Invoice/1306/'" w:xpath="/ns0:NavWordReportXmlPart[1]/ns0:Header[1]/ns0:CompanyAddress1[1]" w:storeItemID="{00000000-0000-0000-0000-000000000000}"/>
+            <w:dataBinding w:prefixMappings="xmlns:ns0='urn:microsoft-dynamics-nav/reports/Standard_Sales_Invoice/1306/'" w:xpath="/ns0:NavWordReportXmlPart[1]/ns0:Header[1]/ns0:CompanyAddress1[1]" w:storeItemID="{E45459F7-950D-4CE4-887D-D90D8DAC72D1}"/>
             <w15:color w:val="808080"/>
             <w:text/>
           </w:sdtPr>
@@ -131,7 +131,7 @@
             <w:alias w:val="CustomerAddress2"/>
             <w:tag w:val="#BC:InsertDataItem,DataItems/Header/CustomerAddress2"/>
             <w:id w:val="-126319625"/>
-            <w:dataBinding w:prefixMappings="xmlns:ns0='urn:microsoft-dynamics-nav/reports/Standard_Sales_Invoice/1306/'" w:xpath="/ns0:NavWordReportXmlPart[1]/ns0:Header[1]/ns0:CustomerAddress2[1]" w:storeItemID="{00000000-0000-0000-0000-000000000000}"/>
+            <w:dataBinding w:prefixMappings="xmlns:ns0='urn:microsoft-dynamics-nav/reports/Standard_Sales_Invoice/1306/'" w:xpath="/ns0:NavWordReportXmlPart[1]/ns0:Header[1]/ns0:CustomerAddress2[1]" w:storeItemID="{E45459F7-950D-4CE4-887D-D90D8DAC72D1}"/>
             <w15:color w:val="808080"/>
             <w:text/>
           </w:sdtPr>
@@ -179,7 +179,7 @@
             <w:alias w:val="CompanyAddress2"/>
             <w:tag w:val="#BC:InsertDataItem,DataItems/Header/CompanyAddress2"/>
             <w:id w:val="-1956237181"/>
-            <w:dataBinding w:prefixMappings="xmlns:ns0='urn:microsoft-dynamics-nav/reports/Standard_Sales_Invoice/1306/'" w:xpath="/ns0:NavWordReportXmlPart[1]/ns0:Header[1]/ns0:CompanyAddress2[1]" w:storeItemID="{00000000-0000-0000-0000-000000000000}"/>
+            <w:dataBinding w:prefixMappings="xmlns:ns0='urn:microsoft-dynamics-nav/reports/Standard_Sales_Invoice/1306/'" w:xpath="/ns0:NavWordReportXmlPart[1]/ns0:Header[1]/ns0:CompanyAddress2[1]" w:storeItemID="{E45459F7-950D-4CE4-887D-D90D8DAC72D1}"/>
             <w15:color w:val="808080"/>
             <w:text/>
           </w:sdtPr>
@@ -220,7 +220,7 @@
             <w:alias w:val="CustomerAddress3"/>
             <w:tag w:val="#BC:InsertDataItem,DataItems/Header/CustomerAddress3"/>
             <w:id w:val="-1306083513"/>
-            <w:dataBinding w:prefixMappings="xmlns:ns0='urn:microsoft-dynamics-nav/reports/Standard_Sales_Invoice/1306/'" w:xpath="/ns0:NavWordReportXmlPart[1]/ns0:Header[1]/ns0:CustomerAddress3[1]" w:storeItemID="{00000000-0000-0000-0000-000000000000}"/>
+            <w:dataBinding w:prefixMappings="xmlns:ns0='urn:microsoft-dynamics-nav/reports/Standard_Sales_Invoice/1306/'" w:xpath="/ns0:NavWordReportXmlPart[1]/ns0:Header[1]/ns0:CustomerAddress3[1]" w:storeItemID="{E45459F7-950D-4CE4-887D-D90D8DAC72D1}"/>
             <w15:color w:val="808080"/>
             <w:text/>
           </w:sdtPr>
@@ -268,7 +268,7 @@
             <w:alias w:val="CompanyAddress3"/>
             <w:tag w:val="#BC:InsertDataItem,DataItems/Header/CompanyAddress3"/>
             <w:id w:val="-1596861910"/>
-            <w:dataBinding w:prefixMappings="xmlns:ns0='urn:microsoft-dynamics-nav/reports/Standard_Sales_Invoice/1306/'" w:xpath="/ns0:NavWordReportXmlPart[1]/ns0:Header[1]/ns0:CompanyAddress3[1]" w:storeItemID="{00000000-0000-0000-0000-000000000000}"/>
+            <w:dataBinding w:prefixMappings="xmlns:ns0='urn:microsoft-dynamics-nav/reports/Standard_Sales_Invoice/1306/'" w:xpath="/ns0:NavWordReportXmlPart[1]/ns0:Header[1]/ns0:CompanyAddress3[1]" w:storeItemID="{E45459F7-950D-4CE4-887D-D90D8DAC72D1}"/>
             <w15:color w:val="808080"/>
             <w:text/>
           </w:sdtPr>
@@ -309,7 +309,7 @@
             <w:alias w:val="CustomerAddress4"/>
             <w:tag w:val="#BC:InsertDataItem,DataItems/Header/CustomerAddress4"/>
             <w:id w:val="-620073109"/>
-            <w:dataBinding w:prefixMappings="xmlns:ns0='urn:microsoft-dynamics-nav/reports/Standard_Sales_Invoice/1306/'" w:xpath="/ns0:NavWordReportXmlPart[1]/ns0:Header[1]/ns0:CustomerAddress4[1]" w:storeItemID="{00000000-0000-0000-0000-000000000000}"/>
+            <w:dataBinding w:prefixMappings="xmlns:ns0='urn:microsoft-dynamics-nav/reports/Standard_Sales_Invoice/1306/'" w:xpath="/ns0:NavWordReportXmlPart[1]/ns0:Header[1]/ns0:CustomerAddress4[1]" w:storeItemID="{E45459F7-950D-4CE4-887D-D90D8DAC72D1}"/>
             <w15:color w:val="808080"/>
             <w:text/>
           </w:sdtPr>
@@ -357,7 +357,7 @@
             <w:alias w:val="CompanyAddress4"/>
             <w:tag w:val="#BC:InsertDataItem,DataItems/Header/CompanyAddress4"/>
             <w:id w:val="1616872066"/>
-            <w:dataBinding w:prefixMappings="xmlns:ns0='urn:microsoft-dynamics-nav/reports/Standard_Sales_Invoice/1306/'" w:xpath="/ns0:NavWordReportXmlPart[1]/ns0:Header[1]/ns0:CompanyAddress4[1]" w:storeItemID="{00000000-0000-0000-0000-000000000000}"/>
+            <w:dataBinding w:prefixMappings="xmlns:ns0='urn:microsoft-dynamics-nav/reports/Standard_Sales_Invoice/1306/'" w:xpath="/ns0:NavWordReportXmlPart[1]/ns0:Header[1]/ns0:CompanyAddress4[1]" w:storeItemID="{E45459F7-950D-4CE4-887D-D90D8DAC72D1}"/>
             <w15:color w:val="808080"/>
             <w:text/>
           </w:sdtPr>
@@ -398,7 +398,7 @@
             <w:alias w:val="CustomerAddress5"/>
             <w:tag w:val="#BC:InsertDataItem,DataItems/Header/CustomerAddress5"/>
             <w:id w:val="-356592489"/>
-            <w:dataBinding w:prefixMappings="xmlns:ns0='urn:microsoft-dynamics-nav/reports/Standard_Sales_Invoice/1306/'" w:xpath="/ns0:NavWordReportXmlPart[1]/ns0:Header[1]/ns0:CustomerAddress5[1]" w:storeItemID="{00000000-0000-0000-0000-000000000000}"/>
+            <w:dataBinding w:prefixMappings="xmlns:ns0='urn:microsoft-dynamics-nav/reports/Standard_Sales_Invoice/1306/'" w:xpath="/ns0:NavWordReportXmlPart[1]/ns0:Header[1]/ns0:CustomerAddress5[1]" w:storeItemID="{E45459F7-950D-4CE4-887D-D90D8DAC72D1}"/>
             <w15:color w:val="808080"/>
             <w:text/>
           </w:sdtPr>
@@ -446,7 +446,7 @@
             <w:alias w:val="CompanyAddress5"/>
             <w:tag w:val="#BC:InsertDataItem,DataItems/Header/CompanyAddress5"/>
             <w:id w:val="-625539781"/>
-            <w:dataBinding w:prefixMappings="xmlns:ns0='urn:microsoft-dynamics-nav/reports/Standard_Sales_Invoice/1306/'" w:xpath="/ns0:NavWordReportXmlPart[1]/ns0:Header[1]/ns0:CompanyAddress5[1]" w:storeItemID="{00000000-0000-0000-0000-000000000000}"/>
+            <w:dataBinding w:prefixMappings="xmlns:ns0='urn:microsoft-dynamics-nav/reports/Standard_Sales_Invoice/1306/'" w:xpath="/ns0:NavWordReportXmlPart[1]/ns0:Header[1]/ns0:CompanyAddress5[1]" w:storeItemID="{E45459F7-950D-4CE4-887D-D90D8DAC72D1}"/>
             <w15:color w:val="808080"/>
             <w:text/>
           </w:sdtPr>
@@ -499,7 +499,7 @@
                 <w:alias w:val="CustomerAddress6"/>
                 <w:tag w:val="#BC:InsertDataItem,DataItems/Header/CustomerAddress6"/>
                 <w:id w:val="-2000036813"/>
-                <w:dataBinding w:prefixMappings="xmlns:ns0='urn:microsoft-dynamics-nav/reports/Standard_Sales_Invoice/1306/'" w:xpath="/ns0:NavWordReportXmlPart[1]/ns0:Header[1]/ns0:CustomerAddress6[1]" w:storeItemID="{00000000-0000-0000-0000-000000000000}"/>
+                <w:dataBinding w:prefixMappings="xmlns:ns0='urn:microsoft-dynamics-nav/reports/Standard_Sales_Invoice/1306/'" w:xpath="/ns0:NavWordReportXmlPart[1]/ns0:Header[1]/ns0:CustomerAddress6[1]" w:storeItemID="{E45459F7-950D-4CE4-887D-D90D8DAC72D1}"/>
                 <w15:color w:val="808080"/>
                 <w:text/>
               </w:sdtPr>
@@ -535,7 +535,7 @@
             <w:alias w:val="CompanyAddress6"/>
             <w:tag w:val="#BC:InsertDataItem,DataItems/Header/CompanyAddress6"/>
             <w:id w:val="-950550724"/>
-            <w:dataBinding w:prefixMappings="xmlns:ns0='urn:microsoft-dynamics-nav/reports/Standard_Sales_Invoice/1306/'" w:xpath="/ns0:NavWordReportXmlPart[1]/ns0:Header[1]/ns0:CompanyAddress6[1]" w:storeItemID="{00000000-0000-0000-0000-000000000000}"/>
+            <w:dataBinding w:prefixMappings="xmlns:ns0='urn:microsoft-dynamics-nav/reports/Standard_Sales_Invoice/1306/'" w:xpath="/ns0:NavWordReportXmlPart[1]/ns0:Header[1]/ns0:CompanyAddress6[1]" w:storeItemID="{E45459F7-950D-4CE4-887D-D90D8DAC72D1}"/>
             <w15:color w:val="808080"/>
             <w:text/>
           </w:sdtPr>
@@ -576,7 +576,7 @@
             <w:alias w:val="CustomerAddress7"/>
             <w:tag w:val="#BC:InsertDataItem,DataItems/Header/CustomerAddress7"/>
             <w:id w:val="-1456395504"/>
-            <w:dataBinding w:prefixMappings="xmlns:ns0='urn:microsoft-dynamics-nav/reports/Standard_Sales_Invoice/1306/'" w:xpath="/ns0:NavWordReportXmlPart[1]/ns0:Header[1]/ns0:CustomerAddress7[1]" w:storeItemID="{00000000-0000-0000-0000-000000000000}"/>
+            <w:dataBinding w:prefixMappings="xmlns:ns0='urn:microsoft-dynamics-nav/reports/Standard_Sales_Invoice/1306/'" w:xpath="/ns0:NavWordReportXmlPart[1]/ns0:Header[1]/ns0:CustomerAddress7[1]" w:storeItemID="{E45459F7-950D-4CE4-887D-D90D8DAC72D1}"/>
             <w15:color w:val="808080"/>
             <w:text/>
           </w:sdtPr>
@@ -623,7 +623,7 @@
             <w:alias w:val="CompanyLegalOffice_Lbl"/>
             <w:tag w:val="#BC:InsertDataItem,DataItems/Header/CompanyLegalOffice_Lbl"/>
             <w:id w:val="-1388795315"/>
-            <w:dataBinding w:prefixMappings="xmlns:ns0='urn:microsoft-dynamics-nav/reports/Standard_Sales_Invoice/1306/'" w:xpath="/ns0:NavWordReportXmlPart[1]/ns0:Header[1]/ns0:CompanyLegalOffice_Lbl[1]" w:storeItemID="{00000000-0000-0000-0000-000000000000}"/>
+            <w:dataBinding w:prefixMappings="xmlns:ns0='urn:microsoft-dynamics-nav/reports/Standard_Sales_Invoice/1306/'" w:xpath="/ns0:NavWordReportXmlPart[1]/ns0:Header[1]/ns0:CompanyLegalOffice_Lbl[1]" w:storeItemID="{E45459F7-950D-4CE4-887D-D90D8DAC72D1}"/>
             <w15:color w:val="808080"/>
             <w:text/>
           </w:sdtPr>
@@ -666,7 +666,7 @@
             <w:alias w:val="CustomerAddress8"/>
             <w:tag w:val="#BC:InsertDataItem,DataItems/Header/CustomerAddress8"/>
             <w:id w:val="-718439385"/>
-            <w:dataBinding w:prefixMappings="xmlns:ns0='urn:microsoft-dynamics-nav/reports/Standard_Sales_Invoice/1306/'" w:xpath="/ns0:NavWordReportXmlPart[1]/ns0:Header[1]/ns0:CustomerAddress8[1]" w:storeItemID="{00000000-0000-0000-0000-000000000000}"/>
+            <w:dataBinding w:prefixMappings="xmlns:ns0='urn:microsoft-dynamics-nav/reports/Standard_Sales_Invoice/1306/'" w:xpath="/ns0:NavWordReportXmlPart[1]/ns0:Header[1]/ns0:CustomerAddress8[1]" w:storeItemID="{E45459F7-950D-4CE4-887D-D90D8DAC72D1}"/>
             <w15:color w:val="808080"/>
             <w:text/>
           </w:sdtPr>
@@ -713,7 +713,7 @@
             <w:alias w:val="CompanyLegalOffice"/>
             <w:tag w:val="#BC:InsertDataItem,DataItems/Header/CompanyLegalOffice"/>
             <w:id w:val="-468984459"/>
-            <w:dataBinding w:prefixMappings="xmlns:ns0='urn:microsoft-dynamics-nav/reports/Standard_Sales_Invoice/1306/'" w:xpath="/ns0:NavWordReportXmlPart[1]/ns0:Header[1]/ns0:CompanyLegalOffice[1]" w:storeItemID="{00000000-0000-0000-0000-000000000000}"/>
+            <w:dataBinding w:prefixMappings="xmlns:ns0='urn:microsoft-dynamics-nav/reports/Standard_Sales_Invoice/1306/'" w:xpath="/ns0:NavWordReportXmlPart[1]/ns0:Header[1]/ns0:CompanyLegalOffice[1]" w:storeItemID="{E45459F7-950D-4CE4-887D-D90D8DAC72D1}"/>
             <w15:color w:val="808080"/>
             <w:text/>
           </w:sdtPr>
@@ -744,28 +744,27 @@
         </w:sdt>
       </w:tr>
     </w:tbl>
-    <w:p/>
+    <w:p>
+      <w:pPr>
+        <w:spacing w:line="240" w:lineRule="auto"/>
+      </w:pPr>
+    </w:p>
     <w:tbl>
       <w:tblPr>
         <w:tblStyle w:val="BCBlockTable"/>
-        <w:tblW w:w="5000" w:type="pct"/>
-        <w:tblLook w:val="0620" w:firstRow="1" w:lastRow="0" w:firstColumn="0" w:lastColumn="0" w:noHBand="1" w:noVBand="1"/>
-        <w:tblCaption w:val="Document Information Block"/>
-        <w:tblDescription w:val="Layout table. Used for positioning, not for tabular data."/>
+        <w:tblW w:w="10494" w:type="dxa"/>
+        <w:tblLook w:val="04A0" w:firstRow="1" w:lastRow="0" w:firstColumn="1" w:lastColumn="0" w:noHBand="0" w:noVBand="1"/>
       </w:tblPr>
       <w:tblGrid>
-        <w:gridCol w:w="3206"/>
-        <w:gridCol w:w="3125"/>
-        <w:gridCol w:w="2253"/>
-        <w:gridCol w:w="2323"/>
-        <w:gridCol w:w="2972"/>
-        <w:gridCol w:w="1807"/>
+        <w:gridCol w:w="2682"/>
+        <w:gridCol w:w="2097"/>
+        <w:gridCol w:w="2894"/>
+        <w:gridCol w:w="2821"/>
       </w:tblGrid>
       <w:tr>
         <w:trPr>
           <w:cnfStyle w:val="100000000000" w:firstRow="1" w:lastRow="0" w:firstColumn="0" w:lastColumn="0" w:oddVBand="0" w:evenVBand="0" w:oddHBand="0" w:evenHBand="0" w:firstRowFirstColumn="0" w:firstRowLastColumn="0" w:lastRowFirstColumn="0" w:lastRowLastColumn="0"/>
-          <w:cantSplit/>
-          <w:trHeight w:val="254"/>
+          <w:trHeight w:val="252"/>
         </w:trPr>
         <w:sdt>
           <w:sdtPr>
@@ -773,24 +772,26 @@
             <w:tag w:val="#BC:InsertDataItem,DataItems/Header/DocumentNo_Lbl"/>
             <w:id w:val="216326300"/>
             <w:placeholder>
-              <w:docPart w:val="DefaultPlaceholder_-1854013440"/>
+              <w:docPart w:val="4C12DFBE53CC48238B972303E8781C6F"/>
             </w:placeholder>
+            <w:dataBinding w:prefixMappings="xmlns:ns0='urn:microsoft-dynamics-nav/reports/Standard_Sales_Invoice/1306/'" w:xpath="/ns0:NavWordReportXmlPart[1]/ns0:Header[1]/ns0:DocumentNo_Lbl[1]" w:storeItemID="{E45459F7-950D-4CE4-887D-D90D8DAC72D1}"/>
             <w15:color w:val="808080"/>
             <w:text/>
-            <w:dataBinding w:prefixMappings="xmlns:ns0='urn:microsoft-dynamics-nav/reports/Standard_Sales_Invoice/1306/'" w:xpath="/ns0:NavWordReportXmlPart[1]/ns0:Header[1]/ns0:DocumentNo_Lbl[1]"/>
           </w:sdtPr>
           <w:sdtContent>
             <w:tc>
               <w:tcPr>
-                <w:tcW w:w="833" w:type="pct"/>
+                <w:tcW w:w="2678" w:type="dxa"/>
               </w:tcPr>
               <w:p>
                 <w:pPr>
                   <w:pStyle w:val="BCLabel"/>
                 </w:pPr>
+                <w:proofErr w:type="spellStart"/>
                 <w:r>
                   <w:t>DocumentNo_Lbl</w:t>
                 </w:r>
+                <w:proofErr w:type="spellEnd"/>
               </w:p>
             </w:tc>
           </w:sdtContent>
@@ -800,22 +801,24 @@
             <w:alias w:val="YourReference_Lbl"/>
             <w:tag w:val="#BC:InsertDataItem,DataItems/Header/YourReference_Lbl"/>
             <w:id w:val="160055530"/>
-            <w:dataBinding w:prefixMappings="xmlns:ns0='urn:microsoft-dynamics-nav/reports/Standard_Sales_Invoice/1306/'" w:xpath="/ns0:NavWordReportXmlPart[1]/ns0:Header[1]/ns0:YourReference_Lbl[1]" w:storeItemID="{00000000-0000-0000-0000-000000000000}"/>
+            <w:dataBinding w:prefixMappings="xmlns:ns0='urn:microsoft-dynamics-nav/reports/Standard_Sales_Invoice/1306/'" w:xpath="/ns0:NavWordReportXmlPart[1]/ns0:Header[1]/ns0:YourReference_Lbl[1]" w:storeItemID="{E45459F7-950D-4CE4-887D-D90D8DAC72D1}"/>
             <w15:color w:val="808080"/>
             <w:text/>
           </w:sdtPr>
           <w:sdtContent>
             <w:tc>
               <w:tcPr>
-                <w:tcW w:w="833" w:type="pct"/>
+                <w:tcW w:w="2678" w:type="dxa"/>
               </w:tcPr>
               <w:p>
                 <w:pPr>
                   <w:pStyle w:val="BCLabel"/>
                 </w:pPr>
+                <w:proofErr w:type="spellStart"/>
                 <w:r>
                   <w:t>YourReference_Lbl</w:t>
                 </w:r>
+                <w:proofErr w:type="spellEnd"/>
               </w:p>
             </w:tc>
           </w:sdtContent>
@@ -825,22 +828,24 @@
             <w:alias w:val="SalesPersonBlank_Lbl"/>
             <w:tag w:val="#BC:InsertDataItem,DataItems/Header/SalesPersonBlank_Lbl"/>
             <w:id w:val="565076206"/>
-            <w:dataBinding w:prefixMappings="xmlns:ns0='urn:microsoft-dynamics-nav/reports/Standard_Sales_Invoice/1306/'" w:xpath="/ns0:NavWordReportXmlPart[1]/ns0:Header[1]/ns0:SalesPersonBlank_Lbl[1]" w:storeItemID="{00000000-0000-0000-0000-000000000000}"/>
+            <w:dataBinding w:prefixMappings="xmlns:ns0='urn:microsoft-dynamics-nav/reports/Standard_Sales_Invoice/1306/'" w:xpath="/ns0:NavWordReportXmlPart[1]/ns0:Header[1]/ns0:SalesPersonBlank_Lbl[1]" w:storeItemID="{E45459F7-950D-4CE4-887D-D90D8DAC72D1}"/>
             <w15:color w:val="808080"/>
             <w:text/>
           </w:sdtPr>
           <w:sdtContent>
             <w:tc>
               <w:tcPr>
-                <w:tcW w:w="834" w:type="pct"/>
+                <w:tcW w:w="2678" w:type="dxa"/>
               </w:tcPr>
               <w:p>
                 <w:pPr>
                   <w:pStyle w:val="BCLabel"/>
                 </w:pPr>
+                <w:proofErr w:type="spellStart"/>
                 <w:r>
                   <w:t>SalesPersonBlank_Lbl</w:t>
                 </w:r>
+                <w:proofErr w:type="spellEnd"/>
               </w:p>
             </w:tc>
           </w:sdtContent>
@@ -850,47 +855,217 @@
             <w:alias w:val="DueDate_Lbl"/>
             <w:tag w:val="#BC:InsertDataItem,DataItems/Header/DueDate_Lbl"/>
             <w:id w:val="755092455"/>
-            <w:dataBinding w:prefixMappings="xmlns:ns0='urn:microsoft-dynamics-nav/reports/Standard_Sales_Invoice/1306/'" w:xpath="/ns0:NavWordReportXmlPart[1]/ns0:Header[1]/ns0:DueDate_Lbl[1]" w:storeItemID="{00000000-0000-0000-0000-000000000000}"/>
+            <w:dataBinding w:prefixMappings="xmlns:ns0='urn:microsoft-dynamics-nav/reports/Standard_Sales_Invoice/1306/'" w:xpath="/ns0:NavWordReportXmlPart[1]/ns0:Header[1]/ns0:DueDate_Lbl[1]" w:storeItemID="{E45459F7-950D-4CE4-887D-D90D8DAC72D1}"/>
             <w15:color w:val="808080"/>
             <w:text/>
           </w:sdtPr>
           <w:sdtContent>
             <w:tc>
               <w:tcPr>
-                <w:tcW w:w="833" w:type="pct"/>
+                <w:tcW w:w="2678" w:type="dxa"/>
               </w:tcPr>
               <w:p>
                 <w:pPr>
                   <w:pStyle w:val="BCLabel"/>
                 </w:pPr>
+                <w:proofErr w:type="spellStart"/>
                 <w:r>
                   <w:t>DueDate_Lbl</w:t>
                 </w:r>
+                <w:proofErr w:type="spellEnd"/>
+              </w:p>
+            </w:tc>
+          </w:sdtContent>
+        </w:sdt>
+      </w:tr>
+      <w:tr>
+        <w:trPr>
+          <w:trHeight w:val="240"/>
+        </w:trPr>
+        <w:sdt>
+          <w:sdtPr>
+            <w:alias w:val="DocumentNo"/>
+            <w:tag w:val="#BC:InsertDataItem,DataItems/Header/DocumentNo"/>
+            <w:id w:val="-1074654068"/>
+            <w:placeholder>
+              <w:docPart w:val="5EA355893B1F4873B4A2EC7AEF7387C1"/>
+            </w:placeholder>
+            <w:dataBinding w:prefixMappings="xmlns:ns0='urn:microsoft-dynamics-nav/reports/Standard_Sales_Invoice/1306/'" w:xpath="/ns0:NavWordReportXmlPart[1]/ns0:Header[1]/ns0:DocumentNo[1]" w:storeItemID="{E45459F7-950D-4CE4-887D-D90D8DAC72D1}"/>
+            <w15:color w:val="808080"/>
+            <w:text/>
+          </w:sdtPr>
+          <w:sdtContent>
+            <w:tc>
+              <w:tcPr>
+                <w:tcW w:w="2678" w:type="dxa"/>
+              </w:tcPr>
+              <w:p>
+                <w:pPr>
+                  <w:pStyle w:val="BCLabel"/>
+                </w:pPr>
+                <w:proofErr w:type="spellStart"/>
+                <w:r>
+                  <w:t>DocumentNo</w:t>
+                </w:r>
+                <w:proofErr w:type="spellEnd"/>
               </w:p>
             </w:tc>
           </w:sdtContent>
         </w:sdt>
         <w:sdt>
           <w:sdtPr>
-            <w:alias w:val="PaymentTermsDescription_Lbl"/>
-            <w:tag w:val="#BC:InsertDataItem,DataItems/Header/PaymentTermsDescription_Lbl"/>
-            <w:id w:val="-165563059"/>
-            <w:dataBinding w:prefixMappings="xmlns:ns0='urn:microsoft-dynamics-nav/reports/Standard_Sales_Invoice/1306/'" w:xpath="/ns0:NavWordReportXmlPart[1]/ns0:Header[1]/ns0:PaymentTermsDescription_Lbl[1]" w:storeItemID="{00000000-0000-0000-0000-000000000000}"/>
+            <w:alias w:val="YourReference"/>
+            <w:tag w:val="#BC:InsertDataItem,DataItems/Header/YourReference"/>
+            <w:id w:val="510343951"/>
+            <w:dataBinding w:prefixMappings="xmlns:ns0='urn:microsoft-dynamics-nav/reports/Standard_Sales_Invoice/1306/'" w:xpath="/ns0:NavWordReportXmlPart[1]/ns0:Header[1]/ns0:YourReference[1]" w:storeItemID="{E45459F7-950D-4CE4-887D-D90D8DAC72D1}"/>
             <w15:color w:val="808080"/>
             <w:text/>
           </w:sdtPr>
           <w:sdtContent>
             <w:tc>
               <w:tcPr>
-                <w:tcW w:w="833" w:type="pct"/>
+                <w:tcW w:w="2678" w:type="dxa"/>
               </w:tcPr>
               <w:p>
                 <w:pPr>
                   <w:pStyle w:val="BCLabel"/>
                 </w:pPr>
+                <w:proofErr w:type="spellStart"/>
+                <w:r>
+                  <w:t>YourReference</w:t>
+                </w:r>
+                <w:proofErr w:type="spellEnd"/>
+              </w:p>
+            </w:tc>
+          </w:sdtContent>
+        </w:sdt>
+        <w:sdt>
+          <w:sdtPr>
+            <w:alias w:val="SalesPersonName"/>
+            <w:tag w:val="#BC:InsertDataItem,DataItems/Header/SalesPersonName"/>
+            <w:id w:val="598228091"/>
+            <w:dataBinding w:prefixMappings="xmlns:ns0='urn:microsoft-dynamics-nav/reports/Standard_Sales_Invoice/1306/'" w:xpath="/ns0:NavWordReportXmlPart[1]/ns0:Header[1]/ns0:SalesPersonName[1]" w:storeItemID="{E45459F7-950D-4CE4-887D-D90D8DAC72D1}"/>
+            <w15:color w:val="808080"/>
+            <w:text/>
+          </w:sdtPr>
+          <w:sdtContent>
+            <w:tc>
+              <w:tcPr>
+                <w:tcW w:w="2678" w:type="dxa"/>
+              </w:tcPr>
+              <w:p>
+                <w:pPr>
+                  <w:pStyle w:val="BCLabel"/>
+                </w:pPr>
+                <w:proofErr w:type="spellStart"/>
+                <w:r>
+                  <w:t>SalesPersonName</w:t>
+                </w:r>
+                <w:proofErr w:type="spellEnd"/>
+              </w:p>
+            </w:tc>
+          </w:sdtContent>
+        </w:sdt>
+        <w:sdt>
+          <w:sdtPr>
+            <w:alias w:val="DueDate"/>
+            <w:tag w:val="#BC:InsertDataItem,DataItems/Header/DueDate"/>
+            <w:id w:val="1511642603"/>
+            <w:dataBinding w:prefixMappings="xmlns:ns0='urn:microsoft-dynamics-nav/reports/Standard_Sales_Invoice/1306/'" w:xpath="/ns0:NavWordReportXmlPart[1]/ns0:Header[1]/ns0:DueDate[1]" w:storeItemID="{E45459F7-950D-4CE4-887D-D90D8DAC72D1}"/>
+            <w15:color w:val="808080"/>
+            <w:text/>
+          </w:sdtPr>
+          <w:sdtContent>
+            <w:tc>
+              <w:tcPr>
+                <w:tcW w:w="2678" w:type="dxa"/>
+              </w:tcPr>
+              <w:p>
+                <w:pPr>
+                  <w:pStyle w:val="BCLabel"/>
+                </w:pPr>
+                <w:proofErr w:type="spellStart"/>
+                <w:r>
+                  <w:t>DueDate</w:t>
+                </w:r>
+                <w:proofErr w:type="spellEnd"/>
+              </w:p>
+            </w:tc>
+          </w:sdtContent>
+        </w:sdt>
+      </w:tr>
+      <w:tr>
+        <w:trPr>
+          <w:trHeight w:val="240"/>
+        </w:trPr>
+        <w:tc>
+          <w:tcPr>
+            <w:tcW w:w="2678" w:type="dxa"/>
+          </w:tcPr>
+          <w:p>
+            <w:pPr>
+              <w:pStyle w:val="BCLabel"/>
+            </w:pPr>
+          </w:p>
+        </w:tc>
+        <w:tc>
+          <w:tcPr>
+            <w:tcW w:w="2678" w:type="dxa"/>
+          </w:tcPr>
+          <w:p>
+            <w:pPr>
+              <w:pStyle w:val="BCLabel"/>
+            </w:pPr>
+          </w:p>
+        </w:tc>
+        <w:tc>
+          <w:tcPr>
+            <w:tcW w:w="2678" w:type="dxa"/>
+          </w:tcPr>
+          <w:p>
+            <w:pPr>
+              <w:pStyle w:val="BCLabel"/>
+            </w:pPr>
+          </w:p>
+        </w:tc>
+        <w:tc>
+          <w:tcPr>
+            <w:tcW w:w="2678" w:type="dxa"/>
+          </w:tcPr>
+          <w:p>
+            <w:pPr>
+              <w:pStyle w:val="BCLabel"/>
+            </w:pPr>
+          </w:p>
+        </w:tc>
+      </w:tr>
+      <w:tr>
+        <w:trPr>
+          <w:trHeight w:val="240"/>
+        </w:trPr>
+        <w:sdt>
+          <w:sdtPr>
+            <w:alias w:val="PaymentTermsDescription_Lbl"/>
+            <w:tag w:val="#BC:InsertDataItem,DataItems/Header/PaymentTermsDescription_Lbl"/>
+            <w:id w:val="-165563059"/>
+            <w:dataBinding w:prefixMappings="xmlns:ns0='urn:microsoft-dynamics-nav/reports/Standard_Sales_Invoice/1306/'" w:xpath="/ns0:NavWordReportXmlPart[1]/ns0:Header[1]/ns0:PaymentTermsDescription_Lbl[1]" w:storeItemID="{E45459F7-950D-4CE4-887D-D90D8DAC72D1}"/>
+            <w15:color w:val="808080"/>
+            <w:text/>
+          </w:sdtPr>
+          <w:sdtContent>
+            <w:tc>
+              <w:tcPr>
+                <w:tcW w:w="2678" w:type="dxa"/>
+              </w:tcPr>
+              <w:p>
+                <w:pPr>
+                  <w:pStyle w:val="BCLabel"/>
+                </w:pPr>
+                <w:proofErr w:type="spellStart"/>
                 <w:r>
                   <w:t>PaymentTermsDescription_Lbl</w:t>
                 </w:r>
+                <w:proofErr w:type="spellEnd"/>
               </w:p>
             </w:tc>
           </w:sdtContent>
@@ -900,22 +1075,78 @@
             <w:alias w:val="OrderNo_Lbl"/>
             <w:tag w:val="#BC:InsertDataItem,DataItems/Header/OrderNo_Lbl"/>
             <w:id w:val="-162091156"/>
-            <w:dataBinding w:prefixMappings="xmlns:ns0='urn:microsoft-dynamics-nav/reports/Standard_Sales_Invoice/1306/'" w:xpath="/ns0:NavWordReportXmlPart[1]/ns0:Header[1]/ns0:OrderNo_Lbl[1]" w:storeItemID="{00000000-0000-0000-0000-000000000000}"/>
+            <w:dataBinding w:prefixMappings="xmlns:ns0='urn:microsoft-dynamics-nav/reports/Standard_Sales_Invoice/1306/'" w:xpath="/ns0:NavWordReportXmlPart[1]/ns0:Header[1]/ns0:OrderNo_Lbl[1]" w:storeItemID="{E45459F7-950D-4CE4-887D-D90D8DAC72D1}"/>
             <w15:color w:val="808080"/>
             <w:text/>
           </w:sdtPr>
           <w:sdtContent>
             <w:tc>
               <w:tcPr>
-                <w:tcW w:w="834" w:type="pct"/>
+                <w:tcW w:w="2678" w:type="dxa"/>
               </w:tcPr>
               <w:p>
                 <w:pPr>
                   <w:pStyle w:val="BCLabel"/>
                 </w:pPr>
+                <w:proofErr w:type="spellStart"/>
                 <w:r>
                   <w:t>OrderNo_Lbl</w:t>
                 </w:r>
+                <w:proofErr w:type="spellEnd"/>
+              </w:p>
+            </w:tc>
+          </w:sdtContent>
+        </w:sdt>
+        <w:sdt>
+          <w:sdtPr>
+            <w:alias w:val="ShipmentMethodDescription_Lbl"/>
+            <w:tag w:val="#BC:InsertDataItem,DataItems/Header/ShipmentMethodDescription_Lbl"/>
+            <w:id w:val="-2046368493"/>
+            <w:dataBinding w:prefixMappings="xmlns:ns0='urn:microsoft-dynamics-nav/reports/Standard_Sales_Invoice/1306/'" w:xpath="/ns0:NavWordReportXmlPart[1]/ns0:Header[1]/ns0:ShipmentMethodDescription_Lbl[1]" w:storeItemID="{E45459F7-950D-4CE4-887D-D90D8DAC72D1}"/>
+            <w15:color w:val="808080"/>
+            <w:text/>
+          </w:sdtPr>
+          <w:sdtContent>
+            <w:tc>
+              <w:tcPr>
+                <w:tcW w:w="2678" w:type="dxa"/>
+              </w:tcPr>
+              <w:p>
+                <w:pPr>
+                  <w:pStyle w:val="BCLabel"/>
+                </w:pPr>
+                <w:proofErr w:type="spellStart"/>
+                <w:r>
+                  <w:t>ShipmentMethodDescription_Lbl</w:t>
+                </w:r>
+                <w:proofErr w:type="spellEnd"/>
+              </w:p>
+            </w:tc>
+          </w:sdtContent>
+        </w:sdt>
+        <w:sdt>
+          <w:sdtPr>
+            <w:alias w:val="PaymentMethodDescription_Lbl"/>
+            <w:tag w:val="#BC:InsertDataItem,DataItems/Header/PaymentMethodDescription_Lbl"/>
+            <w:id w:val="911744564"/>
+            <w:dataBinding w:prefixMappings="xmlns:ns0='urn:microsoft-dynamics-nav/reports/Standard_Sales_Invoice/1306/'" w:xpath="/ns0:NavWordReportXmlPart[1]/ns0:Header[1]/ns0:PaymentMethodDescription_Lbl[1]" w:storeItemID="{E45459F7-950D-4CE4-887D-D90D8DAC72D1}"/>
+            <w15:color w:val="808080"/>
+            <w:text/>
+          </w:sdtPr>
+          <w:sdtContent>
+            <w:tc>
+              <w:tcPr>
+                <w:tcW w:w="2678" w:type="dxa"/>
+              </w:tcPr>
+              <w:p>
+                <w:pPr>
+                  <w:pStyle w:val="BCLabel"/>
+                </w:pPr>
+                <w:proofErr w:type="spellStart"/>
+                <w:r>
+                  <w:t>PaymentMethodDescription_Lbl</w:t>
+                </w:r>
+                <w:proofErr w:type="spellEnd"/>
               </w:p>
             </w:tc>
           </w:sdtContent>
@@ -923,133 +1154,31 @@
       </w:tr>
       <w:tr>
         <w:trPr>
-          <w:cantSplit/>
-          <w:trHeight w:val="242"/>
+          <w:trHeight w:val="240"/>
         </w:trPr>
         <w:sdt>
           <w:sdtPr>
-            <w:alias w:val="DocumentNo"/>
-            <w:tag w:val="#BC:InsertDataItem,DataItems/Header/DocumentNo"/>
-            <w:id w:val="-1074654068"/>
-            <w:placeholder>
-              <w:docPart w:val="DefaultPlaceholder_-1854013440"/>
-            </w:placeholder>
-            <w15:color w:val="808080"/>
-            <w:text/>
-            <w:dataBinding w:prefixMappings="xmlns:ns0='urn:microsoft-dynamics-nav/reports/Standard_Sales_Invoice/1306/'" w:xpath="/ns0:NavWordReportXmlPart[1]/ns0:Header[1]/ns0:DocumentNo[1]"/>
-          </w:sdtPr>
-          <w:sdtContent>
-            <w:tc>
-              <w:tcPr>
-                <w:tcW w:w="833" w:type="pct"/>
-              </w:tcPr>
-              <w:p>
-                <w:pPr>
-                  <w:pStyle w:val="NoSpacing"/>
-                </w:pPr>
-                <w:r>
-                  <w:t>DocumentNo</w:t>
-                </w:r>
-              </w:p>
-            </w:tc>
-          </w:sdtContent>
-        </w:sdt>
-        <w:sdt>
-          <w:sdtPr>
-            <w:alias w:val="YourReference"/>
-            <w:tag w:val="#BC:InsertDataItem,DataItems/Header/YourReference"/>
-            <w:id w:val="510343951"/>
-            <w:dataBinding w:prefixMappings="xmlns:ns0='urn:microsoft-dynamics-nav/reports/Standard_Sales_Invoice/1306/'" w:xpath="/ns0:NavWordReportXmlPart[1]/ns0:Header[1]/ns0:YourReference[1]" w:storeItemID="{00000000-0000-0000-0000-000000000000}"/>
+            <w:alias w:val="PaymentTermsDescription"/>
+            <w:tag w:val="#BC:InsertDataItem,DataItems/Header/PaymentTermsDescription"/>
+            <w:id w:val="-1513372881"/>
+            <w:dataBinding w:prefixMappings="xmlns:ns0='urn:microsoft-dynamics-nav/reports/Standard_Sales_Invoice/1306/'" w:xpath="/ns0:NavWordReportXmlPart[1]/ns0:Header[1]/ns0:PaymentTermsDescription[1]" w:storeItemID="{E45459F7-950D-4CE4-887D-D90D8DAC72D1}"/>
             <w15:color w:val="808080"/>
             <w:text/>
           </w:sdtPr>
           <w:sdtContent>
             <w:tc>
               <w:tcPr>
-                <w:tcW w:w="833" w:type="pct"/>
+                <w:tcW w:w="2678" w:type="dxa"/>
               </w:tcPr>
               <w:p>
                 <w:pPr>
-                  <w:pStyle w:val="NoSpacing"/>
+                  <w:pStyle w:val="BCLabel"/>
                 </w:pPr>
-                <w:r>
-                  <w:t>YourReference</w:t>
-                </w:r>
-              </w:p>
-            </w:tc>
-          </w:sdtContent>
-        </w:sdt>
-        <w:sdt>
-          <w:sdtPr>
-            <w:alias w:val="SalesPersonName"/>
-            <w:tag w:val="#BC:InsertDataItem,DataItems/Header/SalesPersonName"/>
-            <w:id w:val="598228091"/>
-            <w:dataBinding w:prefixMappings="xmlns:ns0='urn:microsoft-dynamics-nav/reports/Standard_Sales_Invoice/1306/'" w:xpath="/ns0:NavWordReportXmlPart[1]/ns0:Header[1]/ns0:SalesPersonName[1]" w:storeItemID="{00000000-0000-0000-0000-000000000000}"/>
-            <w15:color w:val="808080"/>
-            <w:text/>
-          </w:sdtPr>
-          <w:sdtContent>
-            <w:tc>
-              <w:tcPr>
-                <w:tcW w:w="834" w:type="pct"/>
-              </w:tcPr>
-              <w:p>
-                <w:pPr>
-                  <w:pStyle w:val="NoSpacing"/>
-                </w:pPr>
-                <w:r>
-                  <w:t>SalesPersonName</w:t>
-                </w:r>
-              </w:p>
-            </w:tc>
-          </w:sdtContent>
-        </w:sdt>
-        <w:sdt>
-          <w:sdtPr>
-            <w:alias w:val="DueDate"/>
-            <w:tag w:val="#BC:InsertDataItem,DataItems/Header/DueDate"/>
-            <w:id w:val="1511642603"/>
-            <w:dataBinding w:prefixMappings="xmlns:ns0='urn:microsoft-dynamics-nav/reports/Standard_Sales_Invoice/1306/'" w:xpath="/ns0:NavWordReportXmlPart[1]/ns0:Header[1]/ns0:DueDate[1]" w:storeItemID="{00000000-0000-0000-0000-000000000000}"/>
-            <w15:color w:val="808080"/>
-            <w:text/>
-          </w:sdtPr>
-          <w:sdtContent>
-            <w:tc>
-              <w:tcPr>
-                <w:tcW w:w="833" w:type="pct"/>
-              </w:tcPr>
-              <w:p>
-                <w:pPr>
-                  <w:pStyle w:val="NoSpacing"/>
-                </w:pPr>
-                <w:r>
-                  <w:t>DueDate</w:t>
-                </w:r>
-              </w:p>
-            </w:tc>
-          </w:sdtContent>
-        </w:sdt>
-        <w:sdt>
-          <w:sdtPr>
-            <w:alias w:val="PaymentTermsDescription"/>
-            <w:tag w:val="#BC:InsertDataItem,DataItems/Header/PaymentTermsDescription"/>
-            <w:id w:val="-1513372881"/>
-            <w:dataBinding w:prefixMappings="xmlns:ns0='urn:microsoft-dynamics-nav/reports/Standard_Sales_Invoice/1306/'" w:xpath="/ns0:NavWordReportXmlPart[1]/ns0:Header[1]/ns0:PaymentTermsDescription[1]" w:storeItemID="{00000000-0000-0000-0000-000000000000}"/>
-            <w15:color w:val="808080"/>
-            <w:text/>
-          </w:sdtPr>
-          <w:sdtContent>
-            <w:tc>
-              <w:tcPr>
-                <w:tcW w:w="833" w:type="pct"/>
-              </w:tcPr>
-              <w:p>
-                <w:pPr>
-                  <w:pStyle w:val="NoSpacing"/>
-                </w:pPr>
+                <w:proofErr w:type="spellStart"/>
                 <w:r>
                   <w:t>PaymentTermsDescription</w:t>
                 </w:r>
+                <w:proofErr w:type="spellEnd"/>
               </w:p>
             </w:tc>
           </w:sdtContent>
@@ -1059,22 +1188,78 @@
             <w:alias w:val="OrderNo"/>
             <w:tag w:val="#BC:InsertDataItem,DataItems/Header/OrderNo"/>
             <w:id w:val="1922913303"/>
-            <w:dataBinding w:prefixMappings="xmlns:ns0='urn:microsoft-dynamics-nav/reports/Standard_Sales_Invoice/1306/'" w:xpath="/ns0:NavWordReportXmlPart[1]/ns0:Header[1]/ns0:OrderNo[1]" w:storeItemID="{00000000-0000-0000-0000-000000000000}"/>
+            <w:dataBinding w:prefixMappings="xmlns:ns0='urn:microsoft-dynamics-nav/reports/Standard_Sales_Invoice/1306/'" w:xpath="/ns0:NavWordReportXmlPart[1]/ns0:Header[1]/ns0:OrderNo[1]" w:storeItemID="{E45459F7-950D-4CE4-887D-D90D8DAC72D1}"/>
             <w15:color w:val="808080"/>
             <w:text/>
           </w:sdtPr>
           <w:sdtContent>
             <w:tc>
               <w:tcPr>
-                <w:tcW w:w="834" w:type="pct"/>
+                <w:tcW w:w="2678" w:type="dxa"/>
               </w:tcPr>
               <w:p>
                 <w:pPr>
-                  <w:pStyle w:val="NoSpacing"/>
+                  <w:pStyle w:val="BCLabel"/>
                 </w:pPr>
+                <w:proofErr w:type="spellStart"/>
                 <w:r>
                   <w:t>OrderNo</w:t>
                 </w:r>
+                <w:proofErr w:type="spellEnd"/>
+              </w:p>
+            </w:tc>
+          </w:sdtContent>
+        </w:sdt>
+        <w:sdt>
+          <w:sdtPr>
+            <w:alias w:val="ShipmentMethodDescription"/>
+            <w:tag w:val="#BC:InsertDataItem,DataItems/Header/ShipmentMethodDescription"/>
+            <w:id w:val="-870682427"/>
+            <w:dataBinding w:prefixMappings="xmlns:ns0='urn:microsoft-dynamics-nav/reports/Standard_Sales_Invoice/1306/'" w:xpath="/ns0:NavWordReportXmlPart[1]/ns0:Header[1]/ns0:ShipmentMethodDescription[1]" w:storeItemID="{E45459F7-950D-4CE4-887D-D90D8DAC72D1}"/>
+            <w15:color w:val="808080"/>
+            <w:text/>
+          </w:sdtPr>
+          <w:sdtContent>
+            <w:tc>
+              <w:tcPr>
+                <w:tcW w:w="2678" w:type="dxa"/>
+              </w:tcPr>
+              <w:p>
+                <w:pPr>
+                  <w:pStyle w:val="BCLabel"/>
+                </w:pPr>
+                <w:proofErr w:type="spellStart"/>
+                <w:r>
+                  <w:t>ShipmentMethodDescription</w:t>
+                </w:r>
+                <w:proofErr w:type="spellEnd"/>
+              </w:p>
+            </w:tc>
+          </w:sdtContent>
+        </w:sdt>
+        <w:sdt>
+          <w:sdtPr>
+            <w:alias w:val="PaymentMethodDescription"/>
+            <w:tag w:val="#BC:InsertDataItem,DataItems/Header/PaymentMethodDescription"/>
+            <w:id w:val="254716010"/>
+            <w:dataBinding w:prefixMappings="xmlns:ns0='urn:microsoft-dynamics-nav/reports/Standard_Sales_Invoice/1306/'" w:xpath="/ns0:NavWordReportXmlPart[1]/ns0:Header[1]/ns0:PaymentMethodDescription[1]" w:storeItemID="{E45459F7-950D-4CE4-887D-D90D8DAC72D1}"/>
+            <w15:color w:val="808080"/>
+            <w:text/>
+          </w:sdtPr>
+          <w:sdtContent>
+            <w:tc>
+              <w:tcPr>
+                <w:tcW w:w="2678" w:type="dxa"/>
+              </w:tcPr>
+              <w:p>
+                <w:pPr>
+                  <w:pStyle w:val="BCLabel"/>
+                </w:pPr>
+                <w:proofErr w:type="spellStart"/>
+                <w:r>
+                  <w:t>PaymentMethodDescription</w:t>
+                </w:r>
+                <w:proofErr w:type="spellEnd"/>
               </w:p>
             </w:tc>
           </w:sdtContent>
@@ -1082,146 +1267,76 @@
       </w:tr>
       <w:tr>
         <w:trPr>
-          <w:cantSplit/>
-          <w:trHeight w:val="242"/>
+          <w:trHeight w:val="240"/>
         </w:trPr>
         <w:tc>
           <w:tcPr>
-            <w:tcW w:w="833" w:type="pct"/>
+            <w:tcW w:w="2678" w:type="dxa"/>
           </w:tcPr>
           <w:p>
             <w:pPr>
-              <w:pStyle w:val="NoSpacing"/>
+              <w:pStyle w:val="BCLabel"/>
             </w:pPr>
           </w:p>
         </w:tc>
         <w:tc>
           <w:tcPr>
-            <w:tcW w:w="833" w:type="pct"/>
+            <w:tcW w:w="2678" w:type="dxa"/>
           </w:tcPr>
           <w:p>
             <w:pPr>
-              <w:pStyle w:val="NoSpacing"/>
+              <w:pStyle w:val="BCLabel"/>
             </w:pPr>
           </w:p>
         </w:tc>
         <w:tc>
           <w:tcPr>
-            <w:tcW w:w="834" w:type="pct"/>
+            <w:tcW w:w="2678" w:type="dxa"/>
           </w:tcPr>
           <w:p>
             <w:pPr>
-              <w:pStyle w:val="NoSpacing"/>
+              <w:pStyle w:val="BCLabel"/>
             </w:pPr>
           </w:p>
         </w:tc>
         <w:tc>
           <w:tcPr>
-            <w:tcW w:w="833" w:type="pct"/>
+            <w:tcW w:w="2678" w:type="dxa"/>
           </w:tcPr>
           <w:p>
             <w:pPr>
-              <w:pStyle w:val="NoSpacing"/>
-            </w:pPr>
-          </w:p>
-        </w:tc>
-        <w:tc>
-          <w:tcPr>
-            <w:tcW w:w="833" w:type="pct"/>
-          </w:tcPr>
-          <w:p>
-            <w:pPr>
-              <w:pStyle w:val="NoSpacing"/>
-            </w:pPr>
-          </w:p>
-        </w:tc>
-        <w:tc>
-          <w:tcPr>
-            <w:tcW w:w="834" w:type="pct"/>
-          </w:tcPr>
-          <w:p>
-            <w:pPr>
-              <w:pStyle w:val="NoSpacing"/>
+              <w:pStyle w:val="BCLabel"/>
             </w:pPr>
           </w:p>
         </w:tc>
       </w:tr>
       <w:tr>
         <w:trPr>
-          <w:cantSplit/>
-          <w:trHeight w:val="242"/>
+          <w:trHeight w:val="240"/>
         </w:trPr>
         <w:sdt>
           <w:sdtPr>
-            <w:alias w:val="ShipmentMethodDescription_Lbl"/>
-            <w:tag w:val="#BC:InsertDataItem,DataItems/Header/ShipmentMethodDescription_Lbl"/>
-            <w:id w:val="-2046368493"/>
-            <w:dataBinding w:prefixMappings="xmlns:ns0='urn:microsoft-dynamics-nav/reports/Standard_Sales_Invoice/1306/'" w:xpath="/ns0:NavWordReportXmlPart[1]/ns0:Header[1]/ns0:ShipmentMethodDescription_Lbl[1]" w:storeItemID="{00000000-0000-0000-0000-000000000000}"/>
+            <w:alias w:val="PaymentReference_Lbl"/>
+            <w:tag w:val="#BC:InsertDataItem,DataItems/Header/PaymentReference_Lbl"/>
+            <w:id w:val="-2131537472"/>
+            <w:dataBinding w:prefixMappings="xmlns:ns0='urn:microsoft-dynamics-nav/reports/Standard_Sales_Invoice/1306/'" w:xpath="/ns0:NavWordReportXmlPart[1]/ns0:Header[1]/ns0:PaymentReference_Lbl[1]" w:storeItemID="{E45459F7-950D-4CE4-887D-D90D8DAC72D1}"/>
             <w15:color w:val="808080"/>
             <w:text/>
           </w:sdtPr>
           <w:sdtContent>
             <w:tc>
               <w:tcPr>
-                <w:tcW w:w="833" w:type="pct"/>
+                <w:tcW w:w="2678" w:type="dxa"/>
               </w:tcPr>
               <w:p>
                 <w:pPr>
                   <w:pStyle w:val="BCLabel"/>
                 </w:pPr>
-                <w:r>
-                  <w:t>ShipmentMethodDescription_Lbl</w:t>
-                </w:r>
-              </w:p>
-            </w:tc>
-          </w:sdtContent>
-        </w:sdt>
-        <w:sdt>
-          <w:sdtPr>
-            <w:alias w:val="PaymentMethodDescription_Lbl"/>
-            <w:tag w:val="#BC:InsertDataItem,DataItems/Header/PaymentMethodDescription_Lbl"/>
-            <w:id w:val="911744564"/>
-            <w:dataBinding w:prefixMappings="xmlns:ns0='urn:microsoft-dynamics-nav/reports/Standard_Sales_Invoice/1306/'" w:xpath="/ns0:NavWordReportXmlPart[1]/ns0:Header[1]/ns0:PaymentMethodDescription_Lbl[1]" w:storeItemID="{00000000-0000-0000-0000-000000000000}"/>
-            <w15:color w:val="808080"/>
-            <w:text/>
-          </w:sdtPr>
-          <w:sdtContent>
-            <w:tc>
-              <w:tcPr>
-                <w:tcW w:w="833" w:type="pct"/>
-              </w:tcPr>
-              <w:p>
-                <w:pPr>
-                  <w:pStyle w:val="BCLabel"/>
-                </w:pPr>
-                <w:r>
-                  <w:t>PaymentMethodDescription_Lbl</w:t>
-                </w:r>
-              </w:p>
-            </w:tc>
-          </w:sdtContent>
-        </w:sdt>
-        <w:sdt>
-          <w:sdtPr>
-            <w:alias w:val="PaymentReference_Lbl"/>
-            <w:tag w:val="#BC:InsertDataItem,DataItems/Header/PaymentReference_Lbl"/>
-            <w:id w:val="-2131537472"/>
-            <w:dataBinding w:prefixMappings="xmlns:ns0='urn:microsoft-dynamics-nav/reports/Standard_Sales_Invoice/1306/'" w:xpath="/ns0:NavWordReportXmlPart[1]/ns0:Header[1]/ns0:PaymentReference_Lbl[1]" w:storeItemID="{00000000-0000-0000-0000-000000000000}"/>
-            <w15:color w:val="808080"/>
-            <w:text/>
-          </w:sdtPr>
-          <w:sdtContent>
-            <w:tc>
-              <w:tcPr>
-                <w:tcW w:w="834" w:type="pct"/>
-              </w:tcPr>
-              <w:p>
-                <w:pPr>
-                  <w:pStyle w:val="BCLabel"/>
-                </w:pPr>
+                <w:proofErr w:type="spellStart"/>
                 <w:r>
                   <w:t>PaymentReference_Lbl</w:t>
                 </w:r>
+                <w:proofErr w:type="spellEnd"/>
               </w:p>
             </w:tc>
           </w:sdtContent>
@@ -1231,22 +1346,24 @@
             <w:alias w:val="ShippingAgentCode_Lbl"/>
             <w:tag w:val="#BC:InsertDataItem,DataItems/Header/ShippingAgentCode_Lbl"/>
             <w:id w:val="-1871450891"/>
-            <w:dataBinding w:prefixMappings="xmlns:ns0='urn:microsoft-dynamics-nav/reports/Standard_Sales_Invoice/1306/'" w:xpath="/ns0:NavWordReportXmlPart[1]/ns0:Header[1]/ns0:ShippingAgentCode_Lbl[1]" w:storeItemID="{00000000-0000-0000-0000-000000000000}"/>
+            <w:dataBinding w:prefixMappings="xmlns:ns0='urn:microsoft-dynamics-nav/reports/Standard_Sales_Invoice/1306/'" w:xpath="/ns0:NavWordReportXmlPart[1]/ns0:Header[1]/ns0:ShippingAgentCode_Lbl[1]" w:storeItemID="{E45459F7-950D-4CE4-887D-D90D8DAC72D1}"/>
             <w15:color w:val="808080"/>
             <w:text/>
           </w:sdtPr>
           <w:sdtContent>
             <w:tc>
               <w:tcPr>
-                <w:tcW w:w="833" w:type="pct"/>
+                <w:tcW w:w="2678" w:type="dxa"/>
               </w:tcPr>
               <w:p>
                 <w:pPr>
                   <w:pStyle w:val="BCLabel"/>
                 </w:pPr>
+                <w:proofErr w:type="spellStart"/>
                 <w:r>
                   <w:t>ShippingAgentCode_Lbl</w:t>
                 </w:r>
+                <w:proofErr w:type="spellEnd"/>
               </w:p>
             </w:tc>
           </w:sdtContent>
@@ -1256,22 +1373,24 @@
             <w:alias w:val="PackageTrackingNo_Lbl"/>
             <w:tag w:val="#BC:InsertDataItem,DataItems/Header/PackageTrackingNo_Lbl"/>
             <w:id w:val="-438067645"/>
-            <w:dataBinding w:prefixMappings="xmlns:ns0='urn:microsoft-dynamics-nav/reports/Standard_Sales_Invoice/1306/'" w:xpath="/ns0:NavWordReportXmlPart[1]/ns0:Header[1]/ns0:PackageTrackingNo_Lbl[1]" w:storeItemID="{00000000-0000-0000-0000-000000000000}"/>
+            <w:dataBinding w:prefixMappings="xmlns:ns0='urn:microsoft-dynamics-nav/reports/Standard_Sales_Invoice/1306/'" w:xpath="/ns0:NavWordReportXmlPart[1]/ns0:Header[1]/ns0:PackageTrackingNo_Lbl[1]" w:storeItemID="{E45459F7-950D-4CE4-887D-D90D8DAC72D1}"/>
             <w15:color w:val="808080"/>
             <w:text/>
           </w:sdtPr>
           <w:sdtContent>
             <w:tc>
               <w:tcPr>
-                <w:tcW w:w="833" w:type="pct"/>
+                <w:tcW w:w="2678" w:type="dxa"/>
               </w:tcPr>
               <w:p>
                 <w:pPr>
                   <w:pStyle w:val="BCLabel"/>
                 </w:pPr>
+                <w:proofErr w:type="spellStart"/>
                 <w:r>
                   <w:t>PackageTrackingNo_Lbl</w:t>
                 </w:r>
+                <w:proofErr w:type="spellEnd"/>
               </w:p>
             </w:tc>
           </w:sdtContent>
@@ -1281,22 +1400,24 @@
             <w:alias w:val="JobNo_Lbl"/>
             <w:tag w:val="#BC:InsertDataItem,DataItems/Header/Line/JobNo_Lbl"/>
             <w:id w:val="995388117"/>
-            <w:dataBinding w:prefixMappings="xmlns:ns0='urn:microsoft-dynamics-nav/reports/Standard_Sales_Invoice/1306/'" w:xpath="/ns0:NavWordReportXmlPart[1]/ns0:Header[1]/ns0:Line[1]/ns0:JobNo_Lbl[1]" w:storeItemID="{00000000-0000-0000-0000-000000000000}"/>
+            <w:dataBinding w:prefixMappings="xmlns:ns0='urn:microsoft-dynamics-nav/reports/Standard_Sales_Invoice/1306/'" w:xpath="/ns0:NavWordReportXmlPart[1]/ns0:Header[1]/ns0:Line[1]/ns0:JobNo_Lbl[1]" w:storeItemID="{E45459F7-950D-4CE4-887D-D90D8DAC72D1}"/>
             <w15:color w:val="808080"/>
             <w:text/>
           </w:sdtPr>
           <w:sdtContent>
             <w:tc>
               <w:tcPr>
-                <w:tcW w:w="834" w:type="pct"/>
+                <w:tcW w:w="2678" w:type="dxa"/>
               </w:tcPr>
               <w:p>
                 <w:pPr>
                   <w:pStyle w:val="BCLabel"/>
                 </w:pPr>
+                <w:proofErr w:type="spellStart"/>
                 <w:r>
                   <w:t>JobNo_Lbl</w:t>
                 </w:r>
+                <w:proofErr w:type="spellEnd"/>
               </w:p>
             </w:tc>
           </w:sdtContent>
@@ -1304,80 +1425,31 @@
       </w:tr>
       <w:tr>
         <w:trPr>
-          <w:cantSplit/>
-          <w:trHeight w:val="242"/>
+          <w:trHeight w:val="240"/>
         </w:trPr>
         <w:sdt>
           <w:sdtPr>
-            <w:alias w:val="ShipmentMethodDescription"/>
-            <w:tag w:val="#BC:InsertDataItem,DataItems/Header/ShipmentMethodDescription"/>
-            <w:id w:val="-870682427"/>
-            <w:dataBinding w:prefixMappings="xmlns:ns0='urn:microsoft-dynamics-nav/reports/Standard_Sales_Invoice/1306/'" w:xpath="/ns0:NavWordReportXmlPart[1]/ns0:Header[1]/ns0:ShipmentMethodDescription[1]" w:storeItemID="{00000000-0000-0000-0000-000000000000}"/>
+            <w:alias w:val="PaymentReference"/>
+            <w:tag w:val="#BC:InsertDataItem,DataItems/Header/PaymentReference"/>
+            <w:id w:val="-1398279465"/>
+            <w:dataBinding w:prefixMappings="xmlns:ns0='urn:microsoft-dynamics-nav/reports/Standard_Sales_Invoice/1306/'" w:xpath="/ns0:NavWordReportXmlPart[1]/ns0:Header[1]/ns0:PaymentReference[1]" w:storeItemID="{E45459F7-950D-4CE4-887D-D90D8DAC72D1}"/>
             <w15:color w:val="808080"/>
             <w:text/>
           </w:sdtPr>
           <w:sdtContent>
             <w:tc>
               <w:tcPr>
-                <w:tcW w:w="833" w:type="pct"/>
+                <w:tcW w:w="2678" w:type="dxa"/>
               </w:tcPr>
               <w:p>
                 <w:pPr>
-                  <w:pStyle w:val="NoSpacing"/>
+                  <w:pStyle w:val="BCLabel"/>
                 </w:pPr>
-                <w:r>
-                  <w:t>ShipmentMethodDescription</w:t>
-                </w:r>
-              </w:p>
-            </w:tc>
-          </w:sdtContent>
-        </w:sdt>
-        <w:sdt>
-          <w:sdtPr>
-            <w:alias w:val="PaymentMethodDescription"/>
-            <w:tag w:val="#BC:InsertDataItem,DataItems/Header/PaymentMethodDescription"/>
-            <w:id w:val="254716010"/>
-            <w:dataBinding w:prefixMappings="xmlns:ns0='urn:microsoft-dynamics-nav/reports/Standard_Sales_Invoice/1306/'" w:xpath="/ns0:NavWordReportXmlPart[1]/ns0:Header[1]/ns0:PaymentMethodDescription[1]" w:storeItemID="{00000000-0000-0000-0000-000000000000}"/>
-            <w15:color w:val="808080"/>
-            <w:text/>
-          </w:sdtPr>
-          <w:sdtContent>
-            <w:tc>
-              <w:tcPr>
-                <w:tcW w:w="833" w:type="pct"/>
-              </w:tcPr>
-              <w:p>
-                <w:pPr>
-                  <w:pStyle w:val="NoSpacing"/>
-                </w:pPr>
-                <w:r>
-                  <w:t>PaymentMethodDescription</w:t>
-                </w:r>
-              </w:p>
-            </w:tc>
-          </w:sdtContent>
-        </w:sdt>
-        <w:sdt>
-          <w:sdtPr>
-            <w:alias w:val="PaymentReference"/>
-            <w:tag w:val="#BC:InsertDataItem,DataItems/Header/PaymentReference"/>
-            <w:id w:val="-1398279465"/>
-            <w:dataBinding w:prefixMappings="xmlns:ns0='urn:microsoft-dynamics-nav/reports/Standard_Sales_Invoice/1306/'" w:xpath="/ns0:NavWordReportXmlPart[1]/ns0:Header[1]/ns0:PaymentReference[1]" w:storeItemID="{00000000-0000-0000-0000-000000000000}"/>
-            <w15:color w:val="808080"/>
-            <w:text/>
-          </w:sdtPr>
-          <w:sdtContent>
-            <w:tc>
-              <w:tcPr>
-                <w:tcW w:w="834" w:type="pct"/>
-              </w:tcPr>
-              <w:p>
-                <w:pPr>
-                  <w:pStyle w:val="NoSpacing"/>
-                </w:pPr>
+                <w:proofErr w:type="spellStart"/>
                 <w:r>
                   <w:t>PaymentReference</w:t>
                 </w:r>
+                <w:proofErr w:type="spellEnd"/>
               </w:p>
             </w:tc>
           </w:sdtContent>
@@ -1387,22 +1459,24 @@
             <w:alias w:val="ShippingAgentCode"/>
             <w:tag w:val="#BC:InsertDataItem,DataItems/Header/ShippingAgentCode"/>
             <w:id w:val="1997609521"/>
-            <w:dataBinding w:prefixMappings="xmlns:ns0='urn:microsoft-dynamics-nav/reports/Standard_Sales_Invoice/1306/'" w:xpath="/ns0:NavWordReportXmlPart[1]/ns0:Header[1]/ns0:ShippingAgentCode[1]" w:storeItemID="{00000000-0000-0000-0000-000000000000}"/>
+            <w:dataBinding w:prefixMappings="xmlns:ns0='urn:microsoft-dynamics-nav/reports/Standard_Sales_Invoice/1306/'" w:xpath="/ns0:NavWordReportXmlPart[1]/ns0:Header[1]/ns0:ShippingAgentCode[1]" w:storeItemID="{E45459F7-950D-4CE4-887D-D90D8DAC72D1}"/>
             <w15:color w:val="808080"/>
             <w:text/>
           </w:sdtPr>
           <w:sdtContent>
             <w:tc>
               <w:tcPr>
-                <w:tcW w:w="833" w:type="pct"/>
+                <w:tcW w:w="2678" w:type="dxa"/>
               </w:tcPr>
               <w:p>
                 <w:pPr>
-                  <w:pStyle w:val="NoSpacing"/>
+                  <w:pStyle w:val="BCLabel"/>
                 </w:pPr>
+                <w:proofErr w:type="spellStart"/>
                 <w:r>
                   <w:t>ShippingAgentCode</w:t>
                 </w:r>
+                <w:proofErr w:type="spellEnd"/>
               </w:p>
             </w:tc>
           </w:sdtContent>
@@ -1412,22 +1486,24 @@
             <w:alias w:val="PackageTrackingNo"/>
             <w:tag w:val="#BC:InsertDataItem,DataItems/Header/PackageTrackingNo"/>
             <w:id w:val="-1373923295"/>
-            <w:dataBinding w:prefixMappings="xmlns:ns0='urn:microsoft-dynamics-nav/reports/Standard_Sales_Invoice/1306/'" w:xpath="/ns0:NavWordReportXmlPart[1]/ns0:Header[1]/ns0:PackageTrackingNo[1]" w:storeItemID="{00000000-0000-0000-0000-000000000000}"/>
+            <w:dataBinding w:prefixMappings="xmlns:ns0='urn:microsoft-dynamics-nav/reports/Standard_Sales_Invoice/1306/'" w:xpath="/ns0:NavWordReportXmlPart[1]/ns0:Header[1]/ns0:PackageTrackingNo[1]" w:storeItemID="{E45459F7-950D-4CE4-887D-D90D8DAC72D1}"/>
             <w15:color w:val="808080"/>
             <w:text/>
           </w:sdtPr>
           <w:sdtContent>
             <w:tc>
               <w:tcPr>
-                <w:tcW w:w="833" w:type="pct"/>
+                <w:tcW w:w="2678" w:type="dxa"/>
               </w:tcPr>
               <w:p>
                 <w:pPr>
-                  <w:pStyle w:val="NoSpacing"/>
+                  <w:pStyle w:val="BCLabel"/>
                 </w:pPr>
+                <w:proofErr w:type="spellStart"/>
                 <w:r>
                   <w:t>PackageTrackingNo</w:t>
                 </w:r>
+                <w:proofErr w:type="spellEnd"/>
               </w:p>
             </w:tc>
           </w:sdtContent>
@@ -1437,22 +1513,24 @@
             <w:alias w:val="JobNo"/>
             <w:tag w:val="#BC:InsertDataItem,DataItems/Header/Line/JobNo"/>
             <w:id w:val="788479413"/>
-            <w:dataBinding w:prefixMappings="xmlns:ns0='urn:microsoft-dynamics-nav/reports/Standard_Sales_Invoice/1306/'" w:xpath="/ns0:NavWordReportXmlPart[1]/ns0:Header[1]/ns0:Line[1]/ns0:JobNo[1]" w:storeItemID="{00000000-0000-0000-0000-000000000000}"/>
+            <w:dataBinding w:prefixMappings="xmlns:ns0='urn:microsoft-dynamics-nav/reports/Standard_Sales_Invoice/1306/'" w:xpath="/ns0:NavWordReportXmlPart[1]/ns0:Header[1]/ns0:Line[1]/ns0:JobNo[1]" w:storeItemID="{E45459F7-950D-4CE4-887D-D90D8DAC72D1}"/>
             <w15:color w:val="808080"/>
             <w:text/>
           </w:sdtPr>
           <w:sdtContent>
             <w:tc>
               <w:tcPr>
-                <w:tcW w:w="834" w:type="pct"/>
+                <w:tcW w:w="2678" w:type="dxa"/>
               </w:tcPr>
               <w:p>
                 <w:pPr>
-                  <w:pStyle w:val="NoSpacing"/>
+                  <w:pStyle w:val="BCLabel"/>
                 </w:pPr>
+                <w:proofErr w:type="spellStart"/>
                 <w:r>
                   <w:t>JobNo</w:t>
                 </w:r>
+                <w:proofErr w:type="spellEnd"/>
               </w:p>
             </w:tc>
           </w:sdtContent>
@@ -1473,15 +1551,15 @@
         <w:tblDescription w:val="Document lines. Column headers in the first row."/>
       </w:tblPr>
       <w:tblGrid>
-        <w:gridCol w:w="1516"/>
-        <w:gridCol w:w="1824"/>
-        <w:gridCol w:w="2038"/>
-        <w:gridCol w:w="1595"/>
-        <w:gridCol w:w="1456"/>
-        <w:gridCol w:w="1244"/>
-        <w:gridCol w:w="2658"/>
-        <w:gridCol w:w="1487"/>
-        <w:gridCol w:w="1868"/>
+        <w:gridCol w:w="1027"/>
+        <w:gridCol w:w="1216"/>
+        <w:gridCol w:w="1348"/>
+        <w:gridCol w:w="1074"/>
+        <w:gridCol w:w="989"/>
+        <w:gridCol w:w="858"/>
+        <w:gridCol w:w="1732"/>
+        <w:gridCol w:w="1007"/>
+        <w:gridCol w:w="1243"/>
       </w:tblGrid>
       <w:tr>
         <w:trPr>
@@ -1502,7 +1580,7 @@
               <w:alias w:val="ItemNo_Line_Lbl"/>
               <w:tag w:val="#BC:InsertDataItem,DataItems/Header/Line/ItemNo_Line_Lbl"/>
               <w:id w:val="2050642905"/>
-              <w:dataBinding w:prefixMappings="xmlns:ns0='urn:microsoft-dynamics-nav/reports/Standard_Sales_Invoice/1306/'" w:xpath="/ns0:NavWordReportXmlPart[1]/ns0:Header[1]/ns0:Line[1]/ns0:ItemNo_Line_Lbl[1]" w:storeItemID="{00000000-0000-0000-0000-000000000000}"/>
+              <w:dataBinding w:prefixMappings="xmlns:ns0='urn:microsoft-dynamics-nav/reports/Standard_Sales_Invoice/1306/'" w:xpath="/ns0:NavWordReportXmlPart[1]/ns0:Header[1]/ns0:Line[1]/ns0:ItemNo_Line_Lbl[1]" w:storeItemID="{E45459F7-950D-4CE4-887D-D90D8DAC72D1}"/>
               <w15:color w:val="808080"/>
               <w:text/>
             </w:sdtPr>
@@ -1535,7 +1613,7 @@
             <w:alias w:val="Description_Line_Lbl"/>
             <w:tag w:val="#BC:InsertDataItem,DataItems/Header/Line/Description_Line_Lbl"/>
             <w:id w:val="55748171"/>
-            <w:dataBinding w:prefixMappings="xmlns:ns0='urn:microsoft-dynamics-nav/reports/Standard_Sales_Invoice/1306/'" w:xpath="/ns0:NavWordReportXmlPart[1]/ns0:Header[1]/ns0:Line[1]/ns0:Description_Line_Lbl[1]" w:storeItemID="{00000000-0000-0000-0000-000000000000}"/>
+            <w:dataBinding w:prefixMappings="xmlns:ns0='urn:microsoft-dynamics-nav/reports/Standard_Sales_Invoice/1306/'" w:xpath="/ns0:NavWordReportXmlPart[1]/ns0:Header[1]/ns0:Line[1]/ns0:Description_Line_Lbl[1]" w:storeItemID="{E45459F7-950D-4CE4-887D-D90D8DAC72D1}"/>
             <w15:color w:val="808080"/>
             <w:text/>
           </w:sdtPr>
@@ -1572,7 +1650,7 @@
             <w:alias w:val="ShipmentDate_Line_Lbl"/>
             <w:tag w:val="#BC:InsertDataItem,DataItems/Header/Line/ShipmentDate_Line_Lbl"/>
             <w:id w:val="-809709913"/>
-            <w:dataBinding w:prefixMappings="xmlns:ns0='urn:microsoft-dynamics-nav/reports/Standard_Sales_Invoice/1306/'" w:xpath="/ns0:NavWordReportXmlPart[1]/ns0:Header[1]/ns0:Line[1]/ns0:ShipmentDate_Line_Lbl[1]" w:storeItemID="{00000000-0000-0000-0000-000000000000}"/>
+            <w:dataBinding w:prefixMappings="xmlns:ns0='urn:microsoft-dynamics-nav/reports/Standard_Sales_Invoice/1306/'" w:xpath="/ns0:NavWordReportXmlPart[1]/ns0:Header[1]/ns0:Line[1]/ns0:ShipmentDate_Line_Lbl[1]" w:storeItemID="{E45459F7-950D-4CE4-887D-D90D8DAC72D1}"/>
             <w15:color w:val="808080"/>
             <w:text/>
           </w:sdtPr>
@@ -1609,7 +1687,7 @@
             <w:alias w:val="Quantity_Line_Lbl"/>
             <w:tag w:val="#BC:InsertDataItem,DataItems/Header/Line/Quantity_Line_Lbl"/>
             <w:id w:val="-278416351"/>
-            <w:dataBinding w:prefixMappings="xmlns:ns0='urn:microsoft-dynamics-nav/reports/Standard_Sales_Invoice/1306/'" w:xpath="/ns0:NavWordReportXmlPart[1]/ns0:Header[1]/ns0:Line[1]/ns0:Quantity_Line_Lbl[1]" w:storeItemID="{00000000-0000-0000-0000-000000000000}"/>
+            <w:dataBinding w:prefixMappings="xmlns:ns0='urn:microsoft-dynamics-nav/reports/Standard_Sales_Invoice/1306/'" w:xpath="/ns0:NavWordReportXmlPart[1]/ns0:Header[1]/ns0:Line[1]/ns0:Quantity_Line_Lbl[1]" w:storeItemID="{E45459F7-950D-4CE4-887D-D90D8DAC72D1}"/>
             <w15:color w:val="808080"/>
             <w:text/>
           </w:sdtPr>
@@ -1650,7 +1728,7 @@
             <w:placeholder>
               <w:docPart w:val="DefaultPlaceholder_-1854013440"/>
             </w:placeholder>
-            <w:dataBinding w:prefixMappings="xmlns:ns0='urn:microsoft-dynamics-nav/reports/Standard_Sales_Invoice/1306/'" w:xpath="/ns0:NavWordReportXmlPart[1]/ns0:Header[1]/ns0:Line[1]/ns0:Unit_Lbl[1]" w:storeItemID="{00000000-0000-0000-0000-000000000000}"/>
+            <w:dataBinding w:prefixMappings="xmlns:ns0='urn:microsoft-dynamics-nav/reports/Standard_Sales_Invoice/1306/'" w:xpath="/ns0:NavWordReportXmlPart[1]/ns0:Header[1]/ns0:Line[1]/ns0:Unit_Lbl[1]" w:storeItemID="{E45459F7-950D-4CE4-887D-D90D8DAC72D1}"/>
             <w15:color w:val="808080"/>
             <w:text/>
           </w:sdtPr>
@@ -1687,7 +1765,7 @@
             <w:alias w:val="UnitPrice_Lbl"/>
             <w:tag w:val="#BC:InsertDataItem,DataItems/Header/Line/UnitPrice_Lbl"/>
             <w:id w:val="-1044597726"/>
-            <w:dataBinding w:prefixMappings="xmlns:ns0='urn:microsoft-dynamics-nav/reports/Standard_Sales_Invoice/1306/'" w:xpath="/ns0:NavWordReportXmlPart[1]/ns0:Header[1]/ns0:Line[1]/ns0:UnitPrice_Lbl[1]" w:storeItemID="{00000000-0000-0000-0000-000000000000}"/>
+            <w:dataBinding w:prefixMappings="xmlns:ns0='urn:microsoft-dynamics-nav/reports/Standard_Sales_Invoice/1306/'" w:xpath="/ns0:NavWordReportXmlPart[1]/ns0:Header[1]/ns0:Line[1]/ns0:UnitPrice_Lbl[1]" w:storeItemID="{E45459F7-950D-4CE4-887D-D90D8DAC72D1}"/>
             <w15:color w:val="808080"/>
             <w:text/>
           </w:sdtPr>
@@ -1728,7 +1806,7 @@
             <w:placeholder>
               <w:docPart w:val="AF2FBD1ED7DA46CA8B04685EAA6F5CDB"/>
             </w:placeholder>
-            <w:dataBinding w:prefixMappings="xmlns:ns0='urn:microsoft-dynamics-nav/reports/Standard_Sales_Invoice/1306/'" w:xpath="/ns0:NavWordReportXmlPart[1]/ns0:Header[1]/ns0:SalesInvoiceLineDiscount_Lbl[1]" w:storeItemID="{00000000-0000-0000-0000-000000000000}"/>
+            <w:dataBinding w:prefixMappings="xmlns:ns0='urn:microsoft-dynamics-nav/reports/Standard_Sales_Invoice/1306/'" w:xpath="/ns0:NavWordReportXmlPart[1]/ns0:Header[1]/ns0:SalesInvoiceLineDiscount_Lbl[1]" w:storeItemID="{E45459F7-950D-4CE4-887D-D90D8DAC72D1}"/>
             <w15:color w:val="808080"/>
             <w:text/>
           </w:sdtPr>
@@ -1766,7 +1844,7 @@
             <w:alias w:val="VATPct_Line_Lbl"/>
             <w:tag w:val="#BC:InsertDataItem,DataItems/Header/Line/VATPct_Line_Lbl"/>
             <w:id w:val="682009838"/>
-            <w:dataBinding w:prefixMappings="xmlns:ns0='urn:microsoft-dynamics-nav/reports/Standard_Sales_Invoice/1306/'" w:xpath="/ns0:NavWordReportXmlPart[1]/ns0:Header[1]/ns0:Line[1]/ns0:VATPct_Line_Lbl[1]" w:storeItemID="{00000000-0000-0000-0000-000000000000}"/>
+            <w:dataBinding w:prefixMappings="xmlns:ns0='urn:microsoft-dynamics-nav/reports/Standard_Sales_Invoice/1306/'" w:xpath="/ns0:NavWordReportXmlPart[1]/ns0:Header[1]/ns0:Line[1]/ns0:VATPct_Line_Lbl[1]" w:storeItemID="{E45459F7-950D-4CE4-887D-D90D8DAC72D1}"/>
             <w15:color w:val="808080"/>
             <w:text/>
           </w:sdtPr>
@@ -1804,7 +1882,7 @@
             <w:alias w:val="LineAmount_Line_Lbl"/>
             <w:tag w:val="#BC:InsertDataItem,DataItems/Header/Line/LineAmount_Line_Lbl"/>
             <w:id w:val="-812258216"/>
-            <w:dataBinding w:prefixMappings="xmlns:ns0='urn:microsoft-dynamics-nav/reports/Standard_Sales_Invoice/1306/'" w:xpath="/ns0:NavWordReportXmlPart[1]/ns0:Header[1]/ns0:Line[1]/ns0:LineAmount_Line_Lbl[1]" w:storeItemID="{00000000-0000-0000-0000-000000000000}"/>
+            <w:dataBinding w:prefixMappings="xmlns:ns0='urn:microsoft-dynamics-nav/reports/Standard_Sales_Invoice/1306/'" w:xpath="/ns0:NavWordReportXmlPart[1]/ns0:Header[1]/ns0:Line[1]/ns0:LineAmount_Line_Lbl[1]" w:storeItemID="{E45459F7-950D-4CE4-887D-D90D8DAC72D1}"/>
             <w15:color w:val="808080"/>
             <w:text/>
           </w:sdtPr>
@@ -1974,7 +2052,7 @@
           <w:placeholder>
             <w:docPart w:val="64DADD5154E441AC89D2D5BAE20571AD"/>
           </w:placeholder>
-          <w15:dataBinding w:prefixMappings="xmlns:ns0='urn:microsoft-dynamics-nav/reports/Standard_Sales_Invoice/1306/'" w:xpath="/ns0:NavWordReportXmlPart[1]/ns0:Header[1]/ns0:Line" w:storeItemID="{00000000-0000-0000-0000-000000000000}"/>
+          <w15:dataBinding w:prefixMappings="xmlns:ns0='urn:microsoft-dynamics-nav/reports/Standard_Sales_Invoice/1306/' " w:xpath="/ns0:NavWordReportXmlPart[1]/ns0:Header[1]/ns0:Line" w:storeItemID="{E45459F7-950D-4CE4-887D-D90D8DAC72D1}"/>
           <w15:color w:val="808080"/>
           <w15:repeatingSection/>
         </w:sdtPr>
@@ -1989,11 +2067,6 @@
               <w15:color w:val="808080"/>
               <w15:repeatingSectionItem/>
             </w:sdtPr>
-            <w:sdtEndPr>
-              <w:rPr>
-                <w:lang/>
-              </w:rPr>
-            </w:sdtEndPr>
             <w:sdtContent>
               <w:tr>
                 <w:trPr>
@@ -2010,7 +2083,7 @@
                     <w:alias w:val="ItemNo_Line"/>
                     <w:tag w:val="#BC:InsertDataItem,DataItems/Header/Line/ItemNo_Line"/>
                     <w:id w:val="1767953054"/>
-                    <w:dataBinding w:prefixMappings="xmlns:ns0='urn:microsoft-dynamics-nav/reports/Standard_Sales_Invoice/1306/'" w:xpath="/ns0:NavWordReportXmlPart[1]/ns0:Header[1]/ns0:Line[1]/ns0:ItemNo_Line[1]" w:storeItemID="{00000000-0000-0000-0000-000000000000}"/>
+                    <w:dataBinding w:prefixMappings="xmlns:ns0='urn:microsoft-dynamics-nav/reports/Standard_Sales_Invoice/1306/'" w:xpath="/ns0:NavWordReportXmlPart[1]/ns0:Header[1]/ns0:Line[1]/ns0:ItemNo_Line[1]" w:storeItemID="{E45459F7-950D-4CE4-887D-D90D8DAC72D1}"/>
                     <w15:color w:val="808080"/>
                     <w:text/>
                   </w:sdtPr>
@@ -2051,7 +2124,7 @@
                     <w:alias w:val="Description_Line"/>
                     <w:tag w:val="#BC:InsertDataItem,DataItems/Header/Line/Description_Line"/>
                     <w:id w:val="1393535743"/>
-                    <w:dataBinding w:prefixMappings="xmlns:ns0='urn:microsoft-dynamics-nav/reports/Standard_Sales_Invoice/1306/'" w:xpath="/ns0:NavWordReportXmlPart[1]/ns0:Header[1]/ns0:Line[1]/ns0:Description_Line[1]" w:storeItemID="{00000000-0000-0000-0000-000000000000}"/>
+                    <w:dataBinding w:prefixMappings="xmlns:ns0='urn:microsoft-dynamics-nav/reports/Standard_Sales_Invoice/1306/'" w:xpath="/ns0:NavWordReportXmlPart[1]/ns0:Header[1]/ns0:Line[1]/ns0:Description_Line[1]" w:storeItemID="{E45459F7-950D-4CE4-887D-D90D8DAC72D1}"/>
                     <w15:color w:val="808080"/>
                     <w:text/>
                   </w:sdtPr>
@@ -2087,7 +2160,7 @@
                     <w:alias w:val="ShipmentDate_Line"/>
                     <w:tag w:val="#BC:InsertDataItem,DataItems/Header/Line/ShipmentDate_Line"/>
                     <w:id w:val="364022205"/>
-                    <w:dataBinding w:prefixMappings="xmlns:ns0='urn:microsoft-dynamics-nav/reports/Standard_Sales_Invoice/1306/'" w:xpath="/ns0:NavWordReportXmlPart[1]/ns0:Header[1]/ns0:Line[1]/ns0:ShipmentDate_Line[1]" w:storeItemID="{00000000-0000-0000-0000-000000000000}"/>
+                    <w:dataBinding w:prefixMappings="xmlns:ns0='urn:microsoft-dynamics-nav/reports/Standard_Sales_Invoice/1306/'" w:xpath="/ns0:NavWordReportXmlPart[1]/ns0:Header[1]/ns0:Line[1]/ns0:ShipmentDate_Line[1]" w:storeItemID="{E45459F7-950D-4CE4-887D-D90D8DAC72D1}"/>
                     <w15:color w:val="808080"/>
                     <w:text/>
                   </w:sdtPr>
@@ -2123,7 +2196,7 @@
                     <w:alias w:val="Quantity_Line"/>
                     <w:tag w:val="#BC:InsertDataItem,DataItems/Header/Line/Quantity_Line"/>
                     <w:id w:val="1672756728"/>
-                    <w:dataBinding w:prefixMappings="xmlns:ns0='urn:microsoft-dynamics-nav/reports/Standard_Sales_Invoice/1306/'" w:xpath="/ns0:NavWordReportXmlPart[1]/ns0:Header[1]/ns0:Line[1]/ns0:Quantity_Line[1]" w:storeItemID="{00000000-0000-0000-0000-000000000000}"/>
+                    <w:dataBinding w:prefixMappings="xmlns:ns0='urn:microsoft-dynamics-nav/reports/Standard_Sales_Invoice/1306/'" w:xpath="/ns0:NavWordReportXmlPart[1]/ns0:Header[1]/ns0:Line[1]/ns0:Quantity_Line[1]" w:storeItemID="{E45459F7-950D-4CE4-887D-D90D8DAC72D1}"/>
                     <w15:color w:val="808080"/>
                     <w:text/>
                   </w:sdtPr>
@@ -2163,7 +2236,7 @@
                     <w:placeholder>
                       <w:docPart w:val="DefaultPlaceholder_-1854013440"/>
                     </w:placeholder>
-                    <w:dataBinding w:prefixMappings="xmlns:ns0='urn:microsoft-dynamics-nav/reports/Standard_Sales_Invoice/1306/'" w:xpath="/ns0:NavWordReportXmlPart[1]/ns0:Header[1]/ns0:Line[1]/ns0:UnitOfMeasure[1]" w:storeItemID="{00000000-0000-0000-0000-000000000000}"/>
+                    <w:dataBinding w:prefixMappings="xmlns:ns0='urn:microsoft-dynamics-nav/reports/Standard_Sales_Invoice/1306/'" w:xpath="/ns0:NavWordReportXmlPart[1]/ns0:Header[1]/ns0:Line[1]/ns0:UnitOfMeasure[1]" w:storeItemID="{E45459F7-950D-4CE4-887D-D90D8DAC72D1}"/>
                     <w15:color w:val="808080"/>
                     <w:text/>
                   </w:sdtPr>
@@ -2211,7 +2284,7 @@
                         <w:alias w:val="UnitPrice"/>
                         <w:tag w:val="#BC:InsertDataItem,DataItems/Header/Line/UnitPrice"/>
                         <w:id w:val="-1253814634"/>
-                        <w:dataBinding w:prefixMappings="xmlns:ns0='urn:microsoft-dynamics-nav/reports/Standard_Sales_Invoice/1306/'" w:xpath="/ns0:NavWordReportXmlPart[1]/ns0:Header[1]/ns0:Line[1]/ns0:UnitPrice[1]" w:storeItemID="{00000000-0000-0000-0000-000000000000}"/>
+                        <w:dataBinding w:prefixMappings="xmlns:ns0='urn:microsoft-dynamics-nav/reports/Standard_Sales_Invoice/1306/'" w:xpath="/ns0:NavWordReportXmlPart[1]/ns0:Header[1]/ns0:Line[1]/ns0:UnitPrice[1]" w:storeItemID="{E45459F7-950D-4CE4-887D-D90D8DAC72D1}"/>
                         <w15:color w:val="808080"/>
                         <w:text/>
                       </w:sdtPr>
@@ -2239,7 +2312,7 @@
                     <w:placeholder>
                       <w:docPart w:val="AF2FBD1ED7DA46CA8B04685EAA6F5CDB"/>
                     </w:placeholder>
-                    <w:dataBinding w:prefixMappings="xmlns:ns0='urn:microsoft-dynamics-nav/reports/Standard_Sales_Invoice/1306/'" w:xpath="/ns0:NavWordReportXmlPart[1]/ns0:Header[1]/ns0:Line[1]/ns0:LineDiscountPercentText_Line[1]" w:storeItemID="{00000000-0000-0000-0000-000000000000}"/>
+                    <w:dataBinding w:prefixMappings="xmlns:ns0='urn:microsoft-dynamics-nav/reports/Standard_Sales_Invoice/1306/'" w:xpath="/ns0:NavWordReportXmlPart[1]/ns0:Header[1]/ns0:Line[1]/ns0:LineDiscountPercentText_Line[1]" w:storeItemID="{E45459F7-950D-4CE4-887D-D90D8DAC72D1}"/>
                     <w15:color w:val="808080"/>
                     <w:text/>
                   </w:sdtPr>
@@ -2276,7 +2349,7 @@
                     <w:alias w:val="VATPct_Line"/>
                     <w:tag w:val="#BC:InsertDataItem,DataItems/Header/Line/VATPct_Line"/>
                     <w:id w:val="1436251310"/>
-                    <w:dataBinding w:prefixMappings="xmlns:ns0='urn:microsoft-dynamics-nav/reports/Standard_Sales_Invoice/1306/'" w:xpath="/ns0:NavWordReportXmlPart[1]/ns0:Header[1]/ns0:Line[1]/ns0:VATPct_Line[1]" w:storeItemID="{00000000-0000-0000-0000-000000000000}"/>
+                    <w:dataBinding w:prefixMappings="xmlns:ns0='urn:microsoft-dynamics-nav/reports/Standard_Sales_Invoice/1306/'" w:xpath="/ns0:NavWordReportXmlPart[1]/ns0:Header[1]/ns0:Line[1]/ns0:VATPct_Line[1]" w:storeItemID="{E45459F7-950D-4CE4-887D-D90D8DAC72D1}"/>
                     <w15:color w:val="808080"/>
                     <w:text/>
                   </w:sdtPr>
@@ -2325,7 +2398,7 @@
                         <w:alias w:val="LineAmount_Line"/>
                         <w:tag w:val="#BC:InsertDataItem,DataItems/Header/Line/LineAmount_Line"/>
                         <w:id w:val="787541011"/>
-                        <w:dataBinding w:prefixMappings="xmlns:ns0='urn:microsoft-dynamics-nav/reports/Standard_Sales_Invoice/1306/'" w:xpath="/ns0:NavWordReportXmlPart[1]/ns0:Header[1]/ns0:Line[1]/ns0:LineAmount_Line[1]" w:storeItemID="{00000000-0000-0000-0000-000000000000}"/>
+                        <w:dataBinding w:prefixMappings="xmlns:ns0='urn:microsoft-dynamics-nav/reports/Standard_Sales_Invoice/1306/'" w:xpath="/ns0:NavWordReportXmlPart[1]/ns0:Header[1]/ns0:Line[1]/ns0:LineAmount_Line[1]" w:storeItemID="{E45459F7-950D-4CE4-887D-D90D8DAC72D1}"/>
                         <w15:color w:val="808080"/>
                         <w:text/>
                       </w:sdtPr>
@@ -2368,11 +2441,11 @@
         <w:tblDescription w:val="Document totals."/>
       </w:tblPr>
       <w:tblGrid>
-        <w:gridCol w:w="7168"/>
-        <w:gridCol w:w="951"/>
-        <w:gridCol w:w="502"/>
-        <w:gridCol w:w="505"/>
-        <w:gridCol w:w="6560"/>
+        <w:gridCol w:w="4795"/>
+        <w:gridCol w:w="636"/>
+        <w:gridCol w:w="336"/>
+        <w:gridCol w:w="338"/>
+        <w:gridCol w:w="4389"/>
       </w:tblGrid>
       <w:tr>
         <w:trPr>
@@ -2395,7 +2468,7 @@
                 <w:placeholder>
                   <w:docPart w:val="AF4689B7B041401186694AD1E275DBF1"/>
                 </w:placeholder>
-                <w:dataBinding w:prefixMappings="xmlns:ns0='urn:microsoft-dynamics-nav/reports/Standard_Sales_Invoice/1306/'" w:xpath="/ns0:NavWordReportXmlPart[1]/ns0:Header[1]/ns0:ReportTotalsLine[1]/ns0:Description_ReportTotalsLine[1]" w:storeItemID="{49E3A5AC-F0FB-44FA-B497-E468622779B9}"/>
+                <w:dataBinding w:prefixMappings="xmlns:ns0='urn:microsoft-dynamics-nav/reports/Standard_Sales_Invoice/1306/'" w:xpath="/ns0:NavWordReportXmlPart[1]/ns0:Header[1]/ns0:ReportTotalsLine[1]/ns0:Description_ReportTotalsLine[1]" w:storeItemID="{E45459F7-950D-4CE4-887D-D90D8DAC72D1}"/>
                 <w:text/>
               </w:sdtPr>
               <w:sdtContent>
@@ -2414,7 +2487,7 @@
             <w:placeholder>
               <w:docPart w:val="AF4689B7B041401186694AD1E275DBF1"/>
             </w:placeholder>
-            <w:dataBinding w:prefixMappings="xmlns:ns0='urn:microsoft-dynamics-nav/reports/Standard_Sales_Invoice/1306/'" w:xpath="/ns0:NavWordReportXmlPart[1]/ns0:Header[1]/ns0:ReportTotalsLine[1]/ns0:Amount_ReportTotalsLine[1]" w:storeItemID="{49E3A5AC-F0FB-44FA-B497-E468622779B9}"/>
+            <w:dataBinding w:prefixMappings="xmlns:ns0='urn:microsoft-dynamics-nav/reports/Standard_Sales_Invoice/1306/'" w:xpath="/ns0:NavWordReportXmlPart[1]/ns0:Header[1]/ns0:ReportTotalsLine[1]/ns0:Amount_ReportTotalsLine[1]" w:storeItemID="{E45459F7-950D-4CE4-887D-D90D8DAC72D1}"/>
             <w:text/>
           </w:sdtPr>
           <w:sdtContent>
@@ -2453,7 +2526,7 @@
               <w:alias w:val="TotalIncludingVATText"/>
               <w:tag w:val="#BC:InsertDataItem,DataItems/Header/Totals/TotalIncludingVATText"/>
               <w:id w:val="-961647257"/>
-              <w:dataBinding w:prefixMappings="xmlns:ns0='urn:microsoft-dynamics-nav/reports/Standard_Sales_Invoice/1306/'" w:xpath="/ns0:NavWordReportXmlPart[1]/ns0:Header[1]/ns0:Totals[1]/ns0:TotalIncludingVATText[1]" w:storeItemID="{00000000-0000-0000-0000-000000000000}"/>
+              <w:dataBinding w:prefixMappings="xmlns:ns0='urn:microsoft-dynamics-nav/reports/Standard_Sales_Invoice/1306/'" w:xpath="/ns0:NavWordReportXmlPart[1]/ns0:Header[1]/ns0:Totals[1]/ns0:TotalIncludingVATText[1]" w:storeItemID="{E45459F7-950D-4CE4-887D-D90D8DAC72D1}"/>
               <w15:color w:val="808080"/>
               <w:text/>
             </w:sdtPr>
@@ -2548,7 +2621,7 @@
                 <w:alias w:val="TotalAmountIncludingVAT"/>
                 <w:tag w:val="#BC:InsertDataItem,DataItems/Header/Totals/TotalAmountIncludingVAT"/>
                 <w:id w:val="1480661544"/>
-                <w:dataBinding w:prefixMappings="xmlns:ns0='urn:microsoft-dynamics-nav/reports/Standard_Sales_Invoice/1306/'" w:xpath="/ns0:NavWordReportXmlPart[1]/ns0:Header[1]/ns0:Totals[1]/ns0:TotalAmountIncludingVAT[1]" w:storeItemID="{00000000-0000-0000-0000-000000000000}"/>
+                <w:dataBinding w:prefixMappings="xmlns:ns0='urn:microsoft-dynamics-nav/reports/Standard_Sales_Invoice/1306/'" w:xpath="/ns0:NavWordReportXmlPart[1]/ns0:Header[1]/ns0:Totals[1]/ns0:TotalAmountIncludingVAT[1]" w:storeItemID="{E45459F7-950D-4CE4-887D-D90D8DAC72D1}"/>
                 <w15:color w:val="808080"/>
                 <w:text/>
               </w:sdtPr>
@@ -2571,14 +2644,14 @@
       <w:tblPr>
         <w:tblStyle w:val="BCTotalsTable"/>
         <w:tblW w:w="5000" w:type="pct"/>
-        <w:tblLook w:val="0640" w:firstRow="0" w:lastRow="1" w:firstColumn="0" w:lastColumn="0" w:noHBand="1" w:noVBand="1"/>
+        <w:tblLook w:val="0600" w:firstRow="0" w:lastRow="0" w:firstColumn="0" w:lastColumn="0" w:noHBand="1" w:noVBand="1"/>
         <w:tblCaption w:val="Regular Totals Block"/>
         <w:tblDescription w:val="Document totals."/>
       </w:tblPr>
       <w:tblGrid>
-        <w:gridCol w:w="4869"/>
-        <w:gridCol w:w="7197"/>
-        <w:gridCol w:w="3620"/>
+        <w:gridCol w:w="3023"/>
+        <w:gridCol w:w="4544"/>
+        <w:gridCol w:w="2927"/>
       </w:tblGrid>
       <w:tr>
         <w:trPr>
@@ -2589,7 +2662,7 @@
             <w:alias w:val="VATClause_Lbl"/>
             <w:tag w:val="#BC:InsertDataItem,DataItems/Header/VATClause_Lbl"/>
             <w:id w:val="-314872257"/>
-            <w:dataBinding w:prefixMappings="xmlns:ns0='urn:microsoft-dynamics-nav/reports/Standard_Sales_Invoice/1306/'" w:xpath="/ns0:NavWordReportXmlPart[1]/ns0:Header[1]/ns0:VATClause_Lbl[1]" w:storeItemID="{00000000-0000-0000-0000-000000000000}"/>
+            <w:dataBinding w:prefixMappings="xmlns:ns0='urn:microsoft-dynamics-nav/reports/Standard_Sales_Invoice/1306/'" w:xpath="/ns0:NavWordReportXmlPart[1]/ns0:Header[1]/ns0:VATClause_Lbl[1]" w:storeItemID="{E45459F7-950D-4CE4-887D-D90D8DAC72D1}"/>
             <w15:color w:val="808080"/>
             <w:text/>
           </w:sdtPr>
@@ -2628,7 +2701,7 @@
             <w:alias w:val="RemainingAmountText"/>
             <w:tag w:val="#BC:InsertDataItem,DataItems/Header/RemainingAmountText"/>
             <w:id w:val="1780221101"/>
-            <w:dataBinding w:prefixMappings="xmlns:ns0='urn:microsoft-dynamics-nav/reports/Standard_Sales_Invoice/1306/'" w:xpath="/ns0:NavWordReportXmlPart[1]/ns0:Header[1]/ns0:RemainingAmountText[1]" w:storeItemID="{00000000-0000-0000-0000-000000000000}"/>
+            <w:dataBinding w:prefixMappings="xmlns:ns0='urn:microsoft-dynamics-nav/reports/Standard_Sales_Invoice/1306/'" w:xpath="/ns0:NavWordReportXmlPart[1]/ns0:Header[1]/ns0:RemainingAmountText[1]" w:storeItemID="{E45459F7-950D-4CE4-887D-D90D8DAC72D1}"/>
             <w15:color w:val="808080"/>
             <w:text/>
           </w:sdtPr>
@@ -2659,7 +2732,7 @@
             <w:alias w:val="VATIdentifier_Lbl"/>
             <w:tag w:val="#BC:InsertDataItem,DataItems/Header/VATIdentifier_Lbl"/>
             <w:id w:val="175238053"/>
-            <w:dataBinding w:prefixMappings="xmlns:ns0='urn:microsoft-dynamics-nav/reports/Standard_Sales_Invoice/1306/'" w:xpath="/ns0:NavWordReportXmlPart[1]/ns0:Header[1]/ns0:VATIdentifier_Lbl[1]" w:storeItemID="{00000000-0000-0000-0000-000000000000}"/>
+            <w:dataBinding w:prefixMappings="xmlns:ns0='urn:microsoft-dynamics-nav/reports/Standard_Sales_Invoice/1306/'" w:xpath="/ns0:NavWordReportXmlPart[1]/ns0:Header[1]/ns0:VATIdentifier_Lbl[1]" w:storeItemID="{E45459F7-950D-4CE4-887D-D90D8DAC72D1}"/>
             <w15:color w:val="808080"/>
             <w:text/>
           </w:sdtPr>
@@ -2707,7 +2780,6 @@
       </w:tr>
       <w:tr>
         <w:trPr>
-          <w:cnfStyle w:val="010000000000" w:firstRow="0" w:lastRow="1" w:firstColumn="0" w:lastColumn="0" w:oddVBand="0" w:evenVBand="0" w:oddHBand="0" w:evenHBand="0" w:firstRowFirstColumn="0" w:firstRowLastColumn="0" w:lastRowFirstColumn="0" w:lastRowLastColumn="0"/>
           <w:trHeight w:val="565"/>
         </w:trPr>
         <w:tc>
@@ -2722,7 +2794,7 @@
               <w:alias w:val="VATIdentifier_VATClauseLine"/>
               <w:tag w:val="#BC:InsertDataItem,DataItems/Header/VATClauseLine/VATIdentifier_VATClauseLine"/>
               <w:id w:val="-301775843"/>
-              <w:dataBinding w:prefixMappings="xmlns:ns0='urn:microsoft-dynamics-nav/reports/Standard_Sales_Invoice/1306/'" w:xpath="/ns0:NavWordReportXmlPart[1]/ns0:Header[1]/ns0:VATClauseLine[1]/ns0:VATIdentifier_VATClauseLine[1]" w:storeItemID="{00000000-0000-0000-0000-000000000000}"/>
+              <w:dataBinding w:prefixMappings="xmlns:ns0='urn:microsoft-dynamics-nav/reports/Standard_Sales_Invoice/1306/'" w:xpath="/ns0:NavWordReportXmlPart[1]/ns0:Header[1]/ns0:VATClauseLine[1]/ns0:VATIdentifier_VATClauseLine[1]" w:storeItemID="{E45459F7-950D-4CE4-887D-D90D8DAC72D1}"/>
               <w15:color w:val="808080"/>
               <w:text/>
             </w:sdtPr>
@@ -2752,7 +2824,7 @@
             <w:alias w:val="Description_VATClauseLine"/>
             <w:tag w:val="#BC:InsertDataItem,DataItems/Header/VATClauseLine/Description_VATClauseLine"/>
             <w:id w:val="941799959"/>
-            <w:dataBinding w:prefixMappings="xmlns:ns0='urn:microsoft-dynamics-nav/reports/Standard_Sales_Invoice/1306/'" w:xpath="/ns0:NavWordReportXmlPart[1]/ns0:Header[1]/ns0:VATClauseLine[1]/ns0:Description_VATClauseLine[1]" w:storeItemID="{00000000-0000-0000-0000-000000000000}"/>
+            <w:dataBinding w:prefixMappings="xmlns:ns0='urn:microsoft-dynamics-nav/reports/Standard_Sales_Invoice/1306/'" w:xpath="/ns0:NavWordReportXmlPart[1]/ns0:Header[1]/ns0:VATClauseLine[1]/ns0:Description_VATClauseLine[1]" w:storeItemID="{E45459F7-950D-4CE4-887D-D90D8DAC72D1}"/>
             <w15:color w:val="808080"/>
             <w:text/>
           </w:sdtPr>
@@ -2821,7 +2893,7 @@
         <w:tblDescription w:val="Layout table. Used for positioning, not for tabular data."/>
       </w:tblPr>
       <w:tblGrid>
-        <w:gridCol w:w="15686"/>
+        <w:gridCol w:w="10494"/>
       </w:tblGrid>
       <w:tr>
         <w:trPr>
@@ -2837,7 +2909,7 @@
             <w:alias w:val="LineFeeCaptionText"/>
             <w:tag w:val="#BC:InsertDataItem,DataItems/Header/LineFee/LineFeeCaptionText"/>
             <w:id w:val="-656604401"/>
-            <w:dataBinding w:prefixMappings="xmlns:ns0='urn:microsoft-dynamics-nav/reports/Standard_Sales_Invoice/1306/'" w:xpath="/ns0:NavWordReportXmlPart[1]/ns0:Header[1]/ns0:LineFee[1]/ns0:LineFeeCaptionText[1]" w:storeItemID="{00000000-0000-0000-0000-000000000000}"/>
+            <w:dataBinding w:prefixMappings="xmlns:ns0='urn:microsoft-dynamics-nav/reports/Standard_Sales_Invoice/1306/'" w:xpath="/ns0:NavWordReportXmlPart[1]/ns0:Header[1]/ns0:LineFee[1]/ns0:LineFeeCaptionText[1]" w:storeItemID="{E45459F7-950D-4CE4-887D-D90D8DAC72D1}"/>
             <w15:color w:val="808080"/>
             <w:text/>
           </w:sdtPr>
@@ -2884,7 +2956,7 @@
               <w:alias w:val="PaymentServiceText_Url"/>
               <w:tag w:val="#BC:InsertDataItem,DataItems/Header/PaymentReportingArgument/PaymentServiceText_Url"/>
               <w:id w:val="-799918150"/>
-              <w:dataBinding w:prefixMappings="xmlns:ns0='urn:microsoft-dynamics-nav/reports/Standard_Sales_Invoice/1306/'" w:xpath="/ns0:NavWordReportXmlPart[1]/ns0:Header[1]/ns0:PaymentReportingArgument[1]/ns0:PaymentServiceText_Url[1]" w:storeItemID="{00000000-0000-0000-0000-000000000000}"/>
+              <w:dataBinding w:prefixMappings="xmlns:ns0='urn:microsoft-dynamics-nav/reports/Standard_Sales_Invoice/1306/'" w:xpath="/ns0:NavWordReportXmlPart[1]/ns0:Header[1]/ns0:PaymentReportingArgument[1]/ns0:PaymentServiceText_Url[1]" w:storeItemID="{E45459F7-950D-4CE4-887D-D90D8DAC72D1}"/>
               <w15:color w:val="808080"/>
               <w:text/>
             </w:sdtPr>
@@ -2922,12 +2994,12 @@
           <w:sdt>
             <w:sdtPr>
               <w:rPr>
-                <w:lang w:val="da-DK" w:eastAsia="en-US"/>
+                <w:lang w:eastAsia="en-US"/>
               </w:rPr>
               <w:alias w:val="WorkDescriptionLine"/>
               <w:tag w:val="#BC:InsertDataItem,DataItems/Header/WorkDescriptionLines/WorkDescriptionLine"/>
               <w:id w:val="-1095937099"/>
-              <w:dataBinding w:prefixMappings="xmlns:ns0='urn:microsoft-dynamics-nav/reports/Standard_Sales_Invoice/1306/'" w:xpath="/ns0:NavWordReportXmlPart[1]/ns0:Header[1]/ns0:WorkDescriptionLines[1]/ns0:WorkDescriptionLine[1]" w:storeItemID="{00000000-0000-0000-0000-000000000000}"/>
+              <w:dataBinding w:prefixMappings="xmlns:ns0='urn:microsoft-dynamics-nav/reports/Standard_Sales_Invoice/1306/'" w:xpath="/ns0:NavWordReportXmlPart[1]/ns0:Header[1]/ns0:WorkDescriptionLines[1]/ns0:WorkDescriptionLine[1]" w:storeItemID="{E45459F7-950D-4CE4-887D-D90D8DAC72D1}"/>
               <w15:color w:val="808080"/>
               <w:text/>
             </w:sdtPr>
@@ -2937,12 +3009,12 @@
                   <w:pStyle w:val="NoSpacing"/>
                   <w:ind w:right="29"/>
                   <w:rPr>
-                    <w:lang w:val="da-DK" w:eastAsia="en-US"/>
+                    <w:lang w:eastAsia="en-US"/>
                   </w:rPr>
                 </w:pPr>
                 <w:r>
                   <w:rPr>
-                    <w:lang w:val="da-DK" w:eastAsia="en-US"/>
+                    <w:lang w:eastAsia="en-US"/>
                   </w:rPr>
                   <w:t>WorkDescriptionLine</w:t>
                 </w:r>
@@ -2962,7 +3034,7 @@
           <w:placeholder>
             <w:docPart w:val="DefaultPlaceholder_-1854013440"/>
           </w:placeholder>
-          <w:dataBinding w:prefixMappings="xmlns:ns0='urn:microsoft-dynamics-nav/reports/Standard_Sales_Invoice/1306/'" w:xpath="/ns0:NavWordReportXmlPart[1]/ns0:Header[1]/ns0:QR_Code_Image_Lbl[1]" w:storeItemID="{00000000-0000-0000-0000-000000000000}"/>
+          <w:dataBinding w:prefixMappings="xmlns:ns0='urn:microsoft-dynamics-nav/reports/Standard_Sales_Invoice/1306/'" w:xpath="/ns0:NavWordReportXmlPart[1]/ns0:Header[1]/ns0:QR_Code_Image_Lbl[1]" w:storeItemID="{E45459F7-950D-4CE4-887D-D90D8DAC72D1}"/>
           <w15:color w:val="808080"/>
           <w:text/>
         </w:sdtPr>
@@ -2978,6 +3050,7 @@
         <w:rPr>
           <w:noProof/>
         </w:rPr>
+        <w:lastRenderedPageBreak/>
         <w:drawing>
           <wp:inline distT="0" distB="0" distL="0" distR="0" wp14:anchorId="3F05A13A" wp14:editId="2122F59E">
             <wp:extent cx="1136650" cy="1136650"/>
@@ -2996,7 +3069,7 @@
                     </pic:cNvPicPr>
                   </pic:nvPicPr>
                   <pic:blipFill>
-                    <a:blip r:embed="rId7">
+                    <a:blip r:embed="rId6">
                       <a:extLst>
                         <a:ext uri="{28A0092B-C50C-407E-A947-70E740481C1C}">
                           <a14:useLocalDpi xmlns:a14="http://schemas.microsoft.com/office/drawing/2010/main" val="0"/>
@@ -3029,17 +3102,13 @@
       </w:r>
     </w:p>
     <w:sectPr>
-      <w:pgSz w:w="16838" w:h="11906" w:orient="landscape"/>
-      <w:pgMar w:top="706" w:right="576" w:bottom="706" w:left="576" w:header="708" w:footer="708" w:gutter="0"/>
+      <w:pgSz w:w="11906" w:h="16838"/>
+      <w:pgMar w:top="576" w:right="706" w:bottom="576" w:left="706" w:header="708" w:footer="708" w:gutter="0"/>
       <w:cols w:space="708"/>
       <w:docGrid w:linePitch="360"/>
     </w:sectPr>
   </w:body>
 </w:document>
-</file>
-
-<file path=word/numbering.xml><?xml version="1.0" encoding="utf-8"?>
-<w:numbering xmlns:wpc="http://schemas.microsoft.com/office/word/2010/wordprocessingCanvas" xmlns:cx="http://schemas.microsoft.com/office/drawing/2014/chartex" xmlns:cx1="http://schemas.microsoft.com/office/drawing/2015/9/8/chartex" xmlns:cx2="http://schemas.microsoft.com/office/drawing/2015/10/21/chartex" xmlns:cx3="http://schemas.microsoft.com/office/drawing/2016/5/9/chartex" xmlns:cx4="http://schemas.microsoft.com/office/drawing/2016/5/10/chartex" xmlns:cx5="http://schemas.microsoft.com/office/drawing/2016/5/11/chartex" xmlns:cx6="http://schemas.microsoft.com/office/drawing/2016/5/12/chartex" xmlns:cx7="http://schemas.microsoft.com/office/drawing/2016/5/13/chartex" xmlns:cx8="http://schemas.microsoft.com/office/drawing/2016/5/14/chartex" xmlns:mc="http://schemas.openxmlformats.org/markup-compatibility/2006" xmlns:aink="http://schemas.microsoft.com/office/drawing/2016/ink" xmlns:am3d="http://schemas.microsoft.com/office/drawing/2017/model3d" xmlns:o="urn:schemas-microsoft-com:office:office" xmlns:oel="http://schemas.microsoft.com/office/2019/extlst" xmlns:r="http://schemas.openxmlformats.org/officeDocument/2006/relationships" xmlns:m="http://schemas.openxmlformats.org/officeDocument/2006/math" xmlns:v="urn:schemas-microsoft-com:vml" xmlns:wp14="http://schemas.microsoft.com/office/word/2010/wordprocessingDrawing" xmlns:wp="http://schemas.openxmlformats.org/drawingml/2006/wordprocessingDrawing" xmlns:w10="urn:schemas-microsoft-com:office:word" xmlns:w="http://schemas.openxmlformats.org/wordprocessingml/2006/main" xmlns:w14="http://schemas.microsoft.com/office/word/2010/wordml" xmlns:w15="http://schemas.microsoft.com/office/word/2012/wordml" xmlns:w16cei="http://schemas.microsoft.com/office/word/2026/wordml/cei" xmlns:w16cex="http://schemas.microsoft.com/office/word/2018/wordml/cex" xmlns:w16cid="http://schemas.microsoft.com/office/word/2016/wordml/cid" xmlns:w16="http://schemas.microsoft.com/office/word/2018/wordml" xmlns:w16du="http://schemas.microsoft.com/office/word/2023/wordml/word16du" xmlns:w16sdtdh="http://schemas.microsoft.com/office/word/2020/wordml/sdtdatahash" xmlns:w16sdtfl="http://schemas.microsoft.com/office/word/2024/wordml/sdtformatlock" xmlns:w16se="http://schemas.microsoft.com/office/word/2015/wordml/symex" xmlns:wpg="http://schemas.microsoft.com/office/word/2010/wordprocessingGroup" xmlns:wpi="http://schemas.microsoft.com/office/word/2010/wordprocessingInk" xmlns:wne="http://schemas.microsoft.com/office/word/2006/wordml" xmlns:wps="http://schemas.microsoft.com/office/word/2010/wordprocessingShape" mc:Ignorable="w14 w15 w16se w16cid w16 w16cex w16sdtdh w16sdtfl w16du wp14"/>
 </file>
 
 <file path=word/styles.xml><?xml version="1.0" encoding="utf-8"?>
@@ -3051,7 +3120,7 @@
         <w:kern w:val="2"/>
         <w:sz w:val="24"/>
         <w:szCs w:val="24"/>
-        <w:lang w:bidi="ar-SA"/>
+        <w:lang w:val="da-DK" w:eastAsia="da-DK" w:bidi="ar-SA"/>
         <w14:ligatures w14:val="standardContextual"/>
       </w:rPr>
     </w:rPrDefault>
@@ -3518,6 +3587,7 @@
   </w:style>
   <w:style w:type="table" w:styleId="TableGrid">
     <w:name w:val="Table Grid"/>
+    <w:aliases w:val="Default"/>
     <w:basedOn w:val="TableNormal"/>
     <w:uiPriority w:val="39"/>
     <w:rsid w:val="008C2564"/>
@@ -3548,7 +3618,6 @@
       <w:kern w:val="0"/>
       <w:sz w:val="20"/>
       <w:szCs w:val="20"/>
-      <w:lang w:val="da-DK" w:eastAsia="da-DK"/>
       <w14:ligatures w14:val="none"/>
     </w:rPr>
     <w:tblPr/>
@@ -4083,6 +4152,16 @@
       </w:tcPr>
     </w:tblStylePr>
   </w:style>
+  <w:style w:type="character" w:styleId="Strong">
+    <w:name w:val="Strong"/>
+    <w:uiPriority w:val="22"/>
+    <w:qFormat/>
+    <w:rsid w:val="006C6C94"/>
+    <w:rPr>
+      <w:b/>
+      <w:bCs/>
+    </w:rPr>
+  </w:style>
 </w:styles>
 </file>
 
@@ -4228,6 +4307,64 @@
         </w:p>
       </w:docPartBody>
     </w:docPart>
+    <w:docPart>
+      <w:docPartPr>
+        <w:name w:val="4C12DFBE53CC48238B972303E8781C6F"/>
+        <w:category>
+          <w:name w:val="General"/>
+          <w:gallery w:val="placeholder"/>
+        </w:category>
+        <w:types>
+          <w:type w:val="bbPlcHdr"/>
+        </w:types>
+        <w:behaviors>
+          <w:behavior w:val="content"/>
+        </w:behaviors>
+        <w:guid w:val="{271FBEF2-BE78-4A6D-82F6-3EB93A1A5781}"/>
+      </w:docPartPr>
+      <w:docPartBody>
+        <w:p>
+          <w:pPr>
+            <w:pStyle w:val="4C12DFBE53CC48238B972303E8781C6F"/>
+          </w:pPr>
+          <w:r>
+            <w:rPr>
+              <w:rStyle w:val="PlaceholderText"/>
+            </w:rPr>
+            <w:t>Click or tap here to enter text.</w:t>
+          </w:r>
+        </w:p>
+      </w:docPartBody>
+    </w:docPart>
+    <w:docPart>
+      <w:docPartPr>
+        <w:name w:val="5EA355893B1F4873B4A2EC7AEF7387C1"/>
+        <w:category>
+          <w:name w:val="General"/>
+          <w:gallery w:val="placeholder"/>
+        </w:category>
+        <w:types>
+          <w:type w:val="bbPlcHdr"/>
+        </w:types>
+        <w:behaviors>
+          <w:behavior w:val="content"/>
+        </w:behaviors>
+        <w:guid w:val="{DB03BD26-1CBE-4AA8-B095-2A3170038376}"/>
+      </w:docPartPr>
+      <w:docPartBody>
+        <w:p>
+          <w:pPr>
+            <w:pStyle w:val="5EA355893B1F4873B4A2EC7AEF7387C1"/>
+          </w:pPr>
+          <w:r>
+            <w:rPr>
+              <w:rStyle w:val="PlaceholderText"/>
+            </w:rPr>
+            <w:t>Click or tap here to enter text.</w:t>
+          </w:r>
+        </w:p>
+      </w:docPartBody>
+    </w:docPart>
   </w:docParts>
 </w:glossaryDocument>
 </file>
@@ -4288,17 +4425,22 @@
   <w:rsids>
     <w:rsidRoot w:val="00D749C6"/>
     <w:rsid w:val="0005625F"/>
+    <w:rsid w:val="00177E14"/>
     <w:rsid w:val="001A1128"/>
     <w:rsid w:val="001B5CC1"/>
+    <w:rsid w:val="001F5417"/>
     <w:rsid w:val="0020037D"/>
+    <w:rsid w:val="002B7BB9"/>
     <w:rsid w:val="00497742"/>
     <w:rsid w:val="004C1BFD"/>
     <w:rsid w:val="006E05A4"/>
     <w:rsid w:val="0084473D"/>
+    <w:rsid w:val="009742A0"/>
     <w:rsid w:val="00B65B2E"/>
     <w:rsid w:val="00CE2DFA"/>
     <w:rsid w:val="00D36141"/>
     <w:rsid w:val="00D749C6"/>
+    <w:rsid w:val="00D938E1"/>
     <w:rsid w:val="00E5711F"/>
     <w:rsid w:val="00EC12F1"/>
   </w:rsids>
@@ -4315,9 +4457,9 @@
     <m:intLim m:val="subSup"/>
     <m:naryLim m:val="undOvr"/>
   </m:mathPr>
-  <w:themeFontLang/>
+  <w:themeFontLang w:val="da-DK"/>
   <w:clrSchemeMapping w:bg1="light1" w:t1="dark1" w:bg2="light2" w:t2="dark2" w:accent1="accent1" w:accent2="accent2" w:accent3="accent3" w:accent4="accent4" w:accent5="accent5" w:accent6="accent6" w:hyperlink="hyperlink" w:followedHyperlink="followedHyperlink"/>
-  <w:decimalSymbol w:val="."/>
+  <w:decimalSymbol w:val=","/>
   <w:listSeparator w:val=","/>
   <w15:chartTrackingRefBased/>
 </w:settings>
@@ -4332,7 +4474,7 @@
         <w:kern w:val="2"/>
         <w:sz w:val="24"/>
         <w:szCs w:val="24"/>
-        <w:lang w:bidi="ar-SA"/>
+        <w:lang w:val="da-DK" w:eastAsia="da-DK" w:bidi="ar-SA"/>
         <w14:ligatures w14:val="standardContextual"/>
       </w:rPr>
     </w:rPrDefault>
@@ -4756,7 +4898,7 @@
     <w:basedOn w:val="DefaultParagraphFont"/>
     <w:uiPriority w:val="99"/>
     <w:semiHidden/>
-    <w:rsid w:val="0005625F"/>
+    <w:rsid w:val="002B7BB9"/>
   </w:style>
   <w:style w:type="paragraph" w:customStyle="1" w:styleId="AF2FBD1ED7DA46CA8B04685EAA6F5CDB">
     <w:name w:val="AF2FBD1ED7DA46CA8B04685EAA6F5CDB"/>
@@ -4765,16 +4907,18 @@
   <w:style w:type="paragraph" w:customStyle="1" w:styleId="AF4689B7B041401186694AD1E275DBF1">
     <w:name w:val="AF4689B7B041401186694AD1E275DBF1"/>
     <w:rsid w:val="0005625F"/>
-    <w:rPr>
-      <w:lang w:val="da-DK" w:eastAsia="da-DK"/>
-    </w:rPr>
   </w:style>
   <w:style w:type="paragraph" w:customStyle="1" w:styleId="5AE997D3210241C38E402F8228553ABA">
     <w:name w:val="5AE997D3210241C38E402F8228553ABA"/>
     <w:rsid w:val="0005625F"/>
-    <w:rPr>
-      <w:lang w:val="da-DK" w:eastAsia="da-DK"/>
-    </w:rPr>
+  </w:style>
+  <w:style w:type="paragraph" w:customStyle="1" w:styleId="4C12DFBE53CC48238B972303E8781C6F">
+    <w:name w:val="4C12DFBE53CC48238B972303E8781C6F"/>
+    <w:rsid w:val="002B7BB9"/>
+  </w:style>
+  <w:style w:type="paragraph" w:customStyle="1" w:styleId="5EA355893B1F4873B4A2EC7AEF7387C1">
+    <w:name w:val="5EA355893B1F4873B4A2EC7AEF7387C1"/>
+    <w:rsid w:val="002B7BB9"/>
   </w:style>
 </w:styles>
 </file>
@@ -5136,9 +5280,7 @@
 </we:webextension>
 </file>
 
-<file path=customXml/item1.xml>��< ? x m l   v e r s i o n = " 1 . 0 "   e n c o d i n g = " u t f - 1 6 " ? > - 
- < N a v W o r d R e p o r t X m l P a r t   x m l n s = " u r n : m i c r o s o f t - d y n a m i c s - b u s i n e s s c e n t r a l / i n t e r n a l / e x t e n d e d / r e p o r t s / S t a n d a r d _ S a l e s _ I n v o i c e / 1 3 0 6 / " > +<file path=customXml/item1.xml>��< ? x m l   v e r s i o n = " 1 . 0 "   e n c o d i n g = " u t f - 1 6 " ? > < N a v W o r d R e p o r t X m l P a r t   x m l n s = " u r n : m i c r o s o f t - d y n a m i c s - b u s i n e s s c e n t r a l / i n t e r n a l / e x t e n d e d / r e p o r t s / S t a n d a r d _ S a l e s _ I n v o i c e / 1 3 0 6 / " >   
      < B C R e p o r t I n f o r m a t i o n >   
@@ -5282,7 +5424,7 @@
  
      < / B C R e p o r t I n f o r m a t i o n >   
-     < T o o l t i p s   / > +     < T o o l t i p s / >   
      < H e a d e r   E l e m e n t T y p e = " D a t a I t e m "   E l e m e n t I d = " 1 2 4 0 3 7 3 8 8 6 " >   
@@ -5362,7 +5504,7 @@
  
          < C o m p a n y P h o n e N o _ L b l   E l e m e n t T y p e = " C o l u m n "   E l e m e n t I d = " 5 5 8 5 9 3 5 8 6 "   D a t a T y p e = " L a b e l " > C o m p a n y P h o n e N o _ L b l < / C o m p a n y P h o n e N o _ L b l >   
-         < C o m p a n y P i c t u r e   E l e m e n t T y p e = " C o l u m n "   E l e m e n t I d = " 1 3 9 7 4 1 1 0 7 4 "   D a t a T y p e = " B l o b "   / > +         < C o m p a n y P i c t u r e   E l e m e n t T y p e = " C o l u m n "   E l e m e n t I d = " 1 3 9 7 4 1 1 0 7 4 "   D a t a T y p e = " B l o b " / >   
          < C o m p a n y R e g i s t r a t i o n N u m b e r   E l e m e n t T y p e = " C o l u m n "   E l e m e n t I d = " 2 0 2 3 6 3 9 4 2 4 "   D a t a T y p e = " T e x t " > C o m p a n y R e g i s t r a t i o n N u m b e r < / C o m p a n y R e g i s t r a t i o n N u m b e r >   
@@ -5784,7 +5926,7 @@
  
          < P a y m e n t R e p o r t i n g A r g u m e n t   E l e m e n t T y p e = " D a t a I t e m "   E l e m e n t I d = " 3 1 3 7 4 4 1 9 4 " >   
-             < P a y m e n t S e r v i c e L o g o   E l e m e n t T y p e = " C o l u m n "   E l e m e n t I d = " 4 1 6 7 9 0 7 6 7 "   D a t a T y p e = " B l o b "   / > +             < P a y m e n t S e r v i c e L o g o   E l e m e n t T y p e = " C o l u m n "   E l e m e n t I d = " 4 1 6 7 9 0 7 6 7 "   D a t a T y p e = " B l o b " / >   
              < P a y m e n t S e r v i c e L o g o _ U r l   E l e m e n t T y p e = " C o l u m n "   E l e m e n t I d = " 6 4 4 9 7 5 1 3 9 "   D a t a T y p e = " T e x t " > P a y m e n t S e r v i c e L o g o _ U r l < / P a y m e n t S e r v i c e L o g o _ U r l >   
@@ -5871,9 +6013,7 @@
  < / N a v W o r d R e p o r t X m l P a r t > 
 </file>
 
-<file path=customXml/item2.xml>��< ? x m l   v e r s i o n = " 1 . 0 "   e n c o d i n g = " u t f - 1 6 " ? > - 
- < N a v W o r d R e p o r t X m l P a r t   x m l n s = " u r n : m i c r o s o f t - d y n a m i c s - n a v / r e p o r t s / S t a n d a r d _ S a l e s _ I n v o i c e / 1 3 0 6 / " > +<file path=customXml/item2.xml>��< ? x m l   v e r s i o n = " 1 . 0 "   e n c o d i n g = " u t f - 1 6 " ? > < N a v W o r d R e p o r t X m l P a r t   x m l n s = " u r n : m i c r o s o f t - d y n a m i c s - n a v / r e p o r t s / S t a n d a r d _ S a l e s _ I n v o i c e / 1 3 0 6 / " >   
      < B C R e p o r t I n f o r m a t i o n >   
@@ -6095,7 +6235,7 @@
  
          < C o m p a n y P h o n e N o _ L b l > C o m p a n y P h o n e N o _ L b l < / C o m p a n y P h o n e N o _ L b l >   
-         < C o m p a n y P i c t u r e   / > +         < C o m p a n y P i c t u r e / >   
          < C o m p a n y R e g i s t r a t i o n N u m b e r > C o m p a n y R e g i s t r a t i o n N u m b e r < / C o m p a n y R e g i s t r a t i o n N u m b e r >   
@@ -6517,7 +6657,7 @@
  
          < P a y m e n t R e p o r t i n g A r g u m e n t >   
-             < P a y m e n t S e r v i c e L o g o   / > +             < P a y m e n t S e r v i c e L o g o / >   
              < P a y m e n t S e r v i c e L o g o _ U r l > P a y m e n t S e r v i c e L o g o _ U r l < / P a y m e n t S e r v i c e L o g o _ U r l >   
